--- a/Shridhar_NodeJS_GenAI_AWS.docx
+++ b/Shridhar_NodeJS_GenAI_AWS.docx
@@ -46,7 +46,7 @@
         </w:rPr>
         <w:t xml:space="preserve"> </w:t>
       </w:r>
-      <w:hyperlink r:id="rId7">
+      <w:hyperlink r:id="rId8">
         <w:r>
           <w:rPr>
             <w:color w:val="0462C1"/>
@@ -290,23 +290,42 @@
           <w:rFonts w:asciiTheme="minorHAnsi" w:eastAsia="Times New Roman" w:hAnsiTheme="minorHAnsi" w:cstheme="minorHAnsi"/>
           <w:lang w:val="en-IN" w:eastAsia="en-IN"/>
         </w:rPr>
-        <w:t xml:space="preserve">Senior Backend Engineer with 11+ years of experience in the IT industry, including </w:t>
-      </w:r>
-      <w:r>
-        <w:rPr>
-          <w:rFonts w:asciiTheme="minorHAnsi" w:eastAsia="Times New Roman" w:hAnsiTheme="minorHAnsi" w:cstheme="minorHAnsi"/>
-          <w:b/>
-          <w:bCs/>
-          <w:lang w:val="en-IN" w:eastAsia="en-IN"/>
-        </w:rPr>
-        <w:t>9+ years</w:t>
-      </w:r>
-      <w:r>
-        <w:rPr>
-          <w:rFonts w:asciiTheme="minorHAnsi" w:eastAsia="Times New Roman" w:hAnsiTheme="minorHAnsi" w:cstheme="minorHAnsi"/>
-          <w:lang w:val="en-IN" w:eastAsia="en-IN"/>
-        </w:rPr>
-        <w:t xml:space="preserve"> of hands-on experience building and scaling Node.js applications.</w:t>
+        <w:t>Senior Backend Engineer with 8+ years of hands-on development experience in Node.js</w:t>
+      </w:r>
+      <w:r>
+        <w:rPr>
+          <w:rFonts w:asciiTheme="minorHAnsi" w:eastAsia="Times New Roman" w:hAnsiTheme="minorHAnsi" w:cstheme="minorHAnsi"/>
+          <w:lang w:val="en-IN" w:eastAsia="en-IN"/>
+        </w:rPr>
+        <w:t xml:space="preserve"> and JavaScript</w:t>
+      </w:r>
+      <w:r>
+        <w:rPr>
+          <w:rFonts w:asciiTheme="minorHAnsi" w:eastAsia="Times New Roman" w:hAnsiTheme="minorHAnsi" w:cstheme="minorHAnsi"/>
+          <w:lang w:val="en-IN" w:eastAsia="en-IN"/>
+        </w:rPr>
+        <w:t xml:space="preserve">, backed by </w:t>
+      </w:r>
+    </w:p>
+    <w:p>
+      <w:pPr>
+        <w:pStyle w:val="ListParagraph"/>
+        <w:widowControl/>
+        <w:autoSpaceDE/>
+        <w:autoSpaceDN/>
+        <w:spacing w:line="300" w:lineRule="atLeast"/>
+        <w:ind w:left="859" w:firstLine="0"/>
+        <w:rPr>
+          <w:rFonts w:asciiTheme="minorHAnsi" w:eastAsia="Times New Roman" w:hAnsiTheme="minorHAnsi" w:cstheme="minorHAnsi"/>
+          <w:lang w:val="en-IN" w:eastAsia="en-IN"/>
+        </w:rPr>
+      </w:pPr>
+      <w:r>
+        <w:rPr>
+          <w:rFonts w:asciiTheme="minorHAnsi" w:eastAsia="Times New Roman" w:hAnsiTheme="minorHAnsi" w:cstheme="minorHAnsi"/>
+          <w:lang w:val="en-IN" w:eastAsia="en-IN"/>
+        </w:rPr>
+        <w:t>11+ years of overall IT experience including early roles in application support and maintenance.</w:t>
       </w:r>
     </w:p>
     <w:p>
@@ -528,7 +547,25 @@
           <w:bCs/>
           <w:lang w:val="en-IN" w:eastAsia="en-IN"/>
         </w:rPr>
-        <w:t>SQL (MySQL) and NoSQL (MongoDB, DynamoDB)</w:t>
+        <w:t>SQL (MySQL</w:t>
+      </w:r>
+      <w:r>
+        <w:rPr>
+          <w:rFonts w:asciiTheme="minorHAnsi" w:eastAsia="Times New Roman" w:hAnsiTheme="minorHAnsi" w:cstheme="minorHAnsi"/>
+          <w:b/>
+          <w:bCs/>
+          <w:lang w:val="en-IN" w:eastAsia="en-IN"/>
+        </w:rPr>
+        <w:t>, SQL Server</w:t>
+      </w:r>
+      <w:r>
+        <w:rPr>
+          <w:rFonts w:asciiTheme="minorHAnsi" w:eastAsia="Times New Roman" w:hAnsiTheme="minorHAnsi" w:cstheme="minorHAnsi"/>
+          <w:b/>
+          <w:bCs/>
+          <w:lang w:val="en-IN" w:eastAsia="en-IN"/>
+        </w:rPr>
+        <w:t>) and NoSQL (MongoDB, DynamoDB)</w:t>
       </w:r>
       <w:r>
         <w:rPr>
@@ -537,20 +574,6 @@
         </w:rPr>
         <w:t xml:space="preserve"> databases, including schema design,</w:t>
       </w:r>
-    </w:p>
-    <w:p>
-      <w:pPr>
-        <w:pStyle w:val="ListParagraph"/>
-        <w:widowControl/>
-        <w:autoSpaceDE/>
-        <w:autoSpaceDN/>
-        <w:spacing w:line="300" w:lineRule="atLeast"/>
-        <w:ind w:left="859" w:firstLine="0"/>
-        <w:rPr>
-          <w:rFonts w:asciiTheme="minorHAnsi" w:eastAsia="Times New Roman" w:hAnsiTheme="minorHAnsi" w:cstheme="minorHAnsi"/>
-          <w:lang w:val="en-IN" w:eastAsia="en-IN"/>
-        </w:rPr>
-      </w:pPr>
       <w:r>
         <w:rPr>
           <w:rFonts w:asciiTheme="minorHAnsi" w:eastAsia="Times New Roman" w:hAnsiTheme="minorHAnsi" w:cstheme="minorHAnsi"/>
@@ -640,20 +663,33 @@
         </w:numPr>
         <w:autoSpaceDE/>
         <w:autoSpaceDN/>
-        <w:spacing w:line="300" w:lineRule="atLeast"/>
+        <w:rPr>
+          <w:rFonts w:asciiTheme="minorHAnsi" w:eastAsia="Times New Roman" w:hAnsiTheme="minorHAnsi" w:cstheme="minorHAnsi"/>
+          <w:lang w:val="en-IN" w:eastAsia="en-IN"/>
+        </w:rPr>
+      </w:pPr>
+      <w:r>
+        <w:rPr>
+          <w:rFonts w:asciiTheme="minorHAnsi" w:eastAsia="Times New Roman" w:hAnsiTheme="minorHAnsi" w:cstheme="minorHAnsi"/>
+          <w:lang w:val="en-IN" w:eastAsia="en-IN"/>
+        </w:rPr>
+        <w:t xml:space="preserve">Familiar with CI/CD pipelines and DevOps practices using tools such as </w:t>
+      </w:r>
+      <w:r>
         <w:rPr>
           <w:rFonts w:asciiTheme="minorHAnsi" w:eastAsia="Times New Roman" w:hAnsiTheme="minorHAnsi" w:cstheme="minorHAnsi"/>
           <w:b/>
           <w:bCs/>
           <w:lang w:val="en-IN" w:eastAsia="en-IN"/>
         </w:rPr>
-      </w:pPr>
-      <w:r>
-        <w:rPr>
-          <w:rFonts w:asciiTheme="minorHAnsi" w:eastAsia="Times New Roman" w:hAnsiTheme="minorHAnsi" w:cstheme="minorHAnsi"/>
-          <w:lang w:val="en-IN" w:eastAsia="en-IN"/>
-        </w:rPr>
-        <w:t xml:space="preserve">Familiar with CI/CD pipelines and DevOps practices using tools such as </w:t>
+        <w:t>GitHub Actions</w:t>
+      </w:r>
+      <w:r>
+        <w:rPr>
+          <w:rFonts w:asciiTheme="minorHAnsi" w:eastAsia="Times New Roman" w:hAnsiTheme="minorHAnsi" w:cstheme="minorHAnsi"/>
+          <w:lang w:val="en-IN" w:eastAsia="en-IN"/>
+        </w:rPr>
+        <w:t xml:space="preserve">, </w:t>
       </w:r>
       <w:r>
         <w:rPr>
@@ -987,20 +1023,6 @@
         </w:rPr>
         <w:t>, SQS, SNS</w:t>
       </w:r>
-      <w:r>
-        <w:rPr>
-          <w:spacing w:val="-5"/>
-          <w:lang w:val="en-IN"/>
-        </w:rPr>
-        <w:t>, AWS Bedrock</w:t>
-      </w:r>
-      <w:r>
-        <w:rPr>
-          <w:spacing w:val="-5"/>
-          <w:lang w:val="en-IN"/>
-        </w:rPr>
-        <w:t>, OpenSearch</w:t>
-      </w:r>
     </w:p>
     <w:p>
       <w:pPr>
@@ -1044,12 +1066,6 @@
         </w:rPr>
         <w:t>MongoDB</w:t>
       </w:r>
-      <w:r>
-        <w:rPr>
-          <w:spacing w:val="-2"/>
-        </w:rPr>
-        <w:t>, DynamoDB</w:t>
-      </w:r>
     </w:p>
     <w:p>
       <w:pPr>
@@ -1099,6 +1115,24 @@
         </w:rPr>
         <w:t>Jenkins</w:t>
       </w:r>
+      <w:r>
+        <w:rPr>
+          <w:spacing w:val="-2"/>
+        </w:rPr>
+        <w:t>, Git</w:t>
+      </w:r>
+      <w:r>
+        <w:rPr>
+          <w:spacing w:val="-2"/>
+        </w:rPr>
+        <w:t>H</w:t>
+      </w:r>
+      <w:r>
+        <w:rPr>
+          <w:spacing w:val="-2"/>
+        </w:rPr>
+        <w:t>ub Actions</w:t>
+      </w:r>
     </w:p>
     <w:p>
       <w:pPr>
@@ -1129,7 +1163,21 @@
           <w:rFonts w:asciiTheme="minorHAnsi" w:eastAsia="Times New Roman" w:hAnsiTheme="minorHAnsi" w:cstheme="minorHAnsi"/>
           <w:lang w:val="en-IN" w:eastAsia="en-IN"/>
         </w:rPr>
-        <w:t>: Retrieval</w:t>
+        <w:t xml:space="preserve">: </w:t>
+      </w:r>
+      <w:r>
+        <w:rPr>
+          <w:rFonts w:asciiTheme="minorHAnsi" w:eastAsia="Times New Roman" w:hAnsiTheme="minorHAnsi" w:cstheme="minorHAnsi"/>
+          <w:lang w:val="en-IN" w:eastAsia="en-IN"/>
+        </w:rPr>
+        <w:t xml:space="preserve">LangChain, </w:t>
+      </w:r>
+      <w:r>
+        <w:rPr>
+          <w:rFonts w:asciiTheme="minorHAnsi" w:eastAsia="Times New Roman" w:hAnsiTheme="minorHAnsi" w:cstheme="minorHAnsi"/>
+          <w:lang w:val="en-IN" w:eastAsia="en-IN"/>
+        </w:rPr>
+        <w:t>Retrieval</w:t>
       </w:r>
       <w:r>
         <w:rPr>
@@ -1144,6 +1192,13 @@
           <w:rFonts w:asciiTheme="minorHAnsi" w:eastAsia="Times New Roman" w:hAnsiTheme="minorHAnsi" w:cstheme="minorHAnsi"/>
           <w:lang w:val="en-IN" w:eastAsia="en-IN"/>
         </w:rPr>
+        <w:t xml:space="preserve"> (Gemini)</w:t>
+      </w:r>
+      <w:r>
+        <w:rPr>
+          <w:rFonts w:asciiTheme="minorHAnsi" w:eastAsia="Times New Roman" w:hAnsiTheme="minorHAnsi" w:cstheme="minorHAnsi"/>
+          <w:lang w:val="en-IN" w:eastAsia="en-IN"/>
+        </w:rPr>
         <w:t>,</w:t>
       </w:r>
       <w:r>
@@ -1165,14 +1220,14 @@
           <w:rFonts w:asciiTheme="minorHAnsi" w:eastAsia="Times New Roman" w:hAnsiTheme="minorHAnsi" w:cstheme="minorHAnsi"/>
           <w:lang w:val="en-IN" w:eastAsia="en-IN"/>
         </w:rPr>
-        <w:t>Vector Databases (OpenSearc</w:t>
-      </w:r>
-      <w:r>
-        <w:rPr>
-          <w:rFonts w:asciiTheme="minorHAnsi" w:eastAsia="Times New Roman" w:hAnsiTheme="minorHAnsi" w:cstheme="minorHAnsi"/>
-          <w:lang w:val="en-IN" w:eastAsia="en-IN"/>
-        </w:rPr>
-        <w:t>h</w:t>
+        <w:t>Vector Databases (</w:t>
+      </w:r>
+      <w:r>
+        <w:rPr>
+          <w:rFonts w:asciiTheme="minorHAnsi" w:eastAsia="Times New Roman" w:hAnsiTheme="minorHAnsi" w:cstheme="minorHAnsi"/>
+          <w:lang w:val="en-IN" w:eastAsia="en-IN"/>
+        </w:rPr>
+        <w:t>Pinecone</w:t>
       </w:r>
       <w:r>
         <w:rPr>
@@ -1180,27 +1235,6 @@
           <w:lang w:val="en-IN" w:eastAsia="en-IN"/>
         </w:rPr>
         <w:t>)</w:t>
-      </w:r>
-      <w:r>
-        <w:rPr>
-          <w:rFonts w:asciiTheme="minorHAnsi" w:eastAsia="Times New Roman" w:hAnsiTheme="minorHAnsi" w:cstheme="minorHAnsi"/>
-          <w:lang w:val="en-IN" w:eastAsia="en-IN"/>
-        </w:rPr>
-        <w:t>, Lang</w:t>
-      </w:r>
-      <w:r>
-        <w:rPr>
-          <w:rFonts w:asciiTheme="minorHAnsi" w:eastAsia="Times New Roman" w:hAnsiTheme="minorHAnsi" w:cstheme="minorHAnsi"/>
-          <w:lang w:val="en-IN" w:eastAsia="en-IN"/>
-        </w:rPr>
-        <w:t>C</w:t>
-      </w:r>
-      <w:r>
-        <w:rPr>
-          <w:rFonts w:asciiTheme="minorHAnsi" w:eastAsia="Times New Roman" w:hAnsiTheme="minorHAnsi" w:cstheme="minorHAnsi"/>
-          <w:lang w:val="en-IN" w:eastAsia="en-IN"/>
-        </w:rPr>
-        <w:t>hain</w:t>
       </w:r>
     </w:p>
     <w:p>
@@ -1412,7 +1446,42 @@
           <w:rFonts w:asciiTheme="minorHAnsi" w:eastAsia="Times New Roman" w:hAnsiTheme="minorHAnsi" w:cstheme="minorHAnsi"/>
           <w:lang w:val="en-IN" w:eastAsia="en-IN"/>
         </w:rPr>
-        <w:t>Designed and implemented Retrieval-Augmented Generation (RAG) pipelines using Amazon Bedrock for enterprise knowledge retrieval</w:t>
+        <w:t xml:space="preserve">Designed and implemented </w:t>
+      </w:r>
+      <w:r>
+        <w:rPr>
+          <w:rFonts w:asciiTheme="minorHAnsi" w:eastAsia="Times New Roman" w:hAnsiTheme="minorHAnsi" w:cstheme="minorHAnsi"/>
+          <w:lang w:val="en-IN" w:eastAsia="en-IN"/>
+        </w:rPr>
+        <w:t xml:space="preserve">Scalable </w:t>
+      </w:r>
+      <w:r>
+        <w:rPr>
+          <w:rFonts w:asciiTheme="minorHAnsi" w:eastAsia="Times New Roman" w:hAnsiTheme="minorHAnsi" w:cstheme="minorHAnsi"/>
+          <w:lang w:val="en-IN" w:eastAsia="en-IN"/>
+        </w:rPr>
+        <w:t xml:space="preserve">Retrieval-Augmented Generation (RAG) pipelines using </w:t>
+      </w:r>
+      <w:r>
+        <w:rPr>
+          <w:rFonts w:asciiTheme="minorHAnsi" w:eastAsia="Times New Roman" w:hAnsiTheme="minorHAnsi" w:cstheme="minorHAnsi"/>
+          <w:lang w:val="en-IN" w:eastAsia="en-IN"/>
+        </w:rPr>
+        <w:t>Gemini</w:t>
+      </w:r>
+      <w:r>
+        <w:rPr>
+          <w:rFonts w:asciiTheme="minorHAnsi" w:eastAsia="Times New Roman" w:hAnsiTheme="minorHAnsi" w:cstheme="minorHAnsi"/>
+          <w:lang w:val="en-IN" w:eastAsia="en-IN"/>
+        </w:rPr>
+        <w:t xml:space="preserve"> for enterprise knowledge retrieval</w:t>
+      </w:r>
+      <w:r>
+        <w:rPr>
+          <w:rFonts w:asciiTheme="minorHAnsi" w:eastAsia="Times New Roman" w:hAnsiTheme="minorHAnsi" w:cstheme="minorHAnsi"/>
+          <w:lang w:val="en-IN" w:eastAsia="en-IN"/>
+        </w:rPr>
+        <w:t xml:space="preserve"> systems</w:t>
       </w:r>
     </w:p>
     <w:p>
@@ -1435,7 +1504,7 @@
           <w:rFonts w:asciiTheme="minorHAnsi" w:eastAsia="Times New Roman" w:hAnsiTheme="minorHAnsi" w:cstheme="minorHAnsi"/>
           <w:lang w:val="en-IN" w:eastAsia="en-IN"/>
         </w:rPr>
-        <w:t>Built LLM-powered backend services for product knowledge and policy assistance</w:t>
+        <w:t xml:space="preserve">Developed FastAPI-based backend services integrating LangChain for LLM-driven query handling </w:t>
       </w:r>
     </w:p>
     <w:p>
@@ -1458,7 +1527,14 @@
           <w:rFonts w:asciiTheme="minorHAnsi" w:eastAsia="Times New Roman" w:hAnsiTheme="minorHAnsi" w:cstheme="minorHAnsi"/>
           <w:lang w:val="en-IN" w:eastAsia="en-IN"/>
         </w:rPr>
-        <w:t>Implemented document ingestion pipeline: chunking, embedding generation, and vector storage using OpenSearch</w:t>
+        <w:t xml:space="preserve">Implemented document ingestion pipeline: chunking, embedding generation, and vector storage using </w:t>
+      </w:r>
+      <w:r>
+        <w:rPr>
+          <w:rFonts w:asciiTheme="minorHAnsi" w:eastAsia="Times New Roman" w:hAnsiTheme="minorHAnsi" w:cstheme="minorHAnsi"/>
+          <w:lang w:val="en-IN" w:eastAsia="en-IN"/>
+        </w:rPr>
+        <w:t>Pinecone</w:t>
       </w:r>
     </w:p>
     <w:p>
@@ -1481,7 +1557,7 @@
           <w:rFonts w:asciiTheme="minorHAnsi" w:eastAsia="Times New Roman" w:hAnsiTheme="minorHAnsi" w:cstheme="minorHAnsi"/>
           <w:lang w:val="en-IN" w:eastAsia="en-IN"/>
         </w:rPr>
-        <w:t>Integrated LLMs with backend APIs to generate contextual responses based on semantic search</w:t>
+        <w:t>Implemented semantic search pipelines to retrieve relevant information for contextual answer generation</w:t>
       </w:r>
     </w:p>
     <w:p>
@@ -1504,19 +1580,8 @@
           <w:rFonts w:asciiTheme="minorHAnsi" w:eastAsia="Times New Roman" w:hAnsiTheme="minorHAnsi" w:cstheme="minorHAnsi"/>
           <w:lang w:val="en-IN" w:eastAsia="en-IN"/>
         </w:rPr>
-        <w:t>Worked on prompt engineering and response optimization for improving answer accuracy</w:t>
-      </w:r>
-    </w:p>
-    <w:p>
-      <w:pPr>
-        <w:widowControl/>
-        <w:autoSpaceDE/>
-        <w:autoSpaceDN/>
-        <w:rPr>
-          <w:rFonts w:asciiTheme="minorHAnsi" w:eastAsia="Times New Roman" w:hAnsiTheme="minorHAnsi" w:cstheme="minorHAnsi"/>
-          <w:lang w:val="en-IN" w:eastAsia="en-IN"/>
-        </w:rPr>
-      </w:pPr>
+        <w:t>Optimized prompts and retrieval strategies to improve response accuracy and reduce hallucination</w:t>
+      </w:r>
     </w:p>
     <w:p>
       <w:pPr>
@@ -1694,7 +1759,31 @@
         <w:spacing w:before="123"/>
       </w:pPr>
       <w:r>
-        <w:t>Manager at Capgemini Technology Services India limited: Sep-2024 to till date</w:t>
+        <w:t>Manager</w:t>
+      </w:r>
+      <w:r>
+        <w:t xml:space="preserve"> (Senior</w:t>
+      </w:r>
+      <w:r>
+        <w:rPr>
+          <w:spacing w:val="-6"/>
+        </w:rPr>
+        <w:t xml:space="preserve"> </w:t>
+      </w:r>
+      <w:r>
+        <w:t>Software</w:t>
+      </w:r>
+      <w:r>
+        <w:rPr>
+          <w:spacing w:val="-6"/>
+        </w:rPr>
+        <w:t xml:space="preserve"> </w:t>
+      </w:r>
+      <w:r>
+        <w:t xml:space="preserve">Engineer) </w:t>
+      </w:r>
+      <w:r>
+        <w:t>at Capgemini Technology Services India limited: Sep-2024 to till date</w:t>
       </w:r>
     </w:p>
     <w:p>
@@ -1754,8 +1843,13 @@
         </w:rPr>
         <w:t xml:space="preserve"> </w:t>
       </w:r>
-      <w:r>
-        <w:t>ltd:</w:t>
+      <w:proofErr w:type="gramStart"/>
+      <w:r>
+        <w:t>ltd</w:t>
+      </w:r>
+      <w:proofErr w:type="gramEnd"/>
+      <w:r>
+        <w:t>:</w:t>
       </w:r>
       <w:r>
         <w:rPr>
@@ -1797,7 +1891,6 @@
         </w:tabs>
       </w:pPr>
       <w:r>
-        <w:lastRenderedPageBreak/>
         <w:t>IT</w:t>
       </w:r>
       <w:r>
@@ -1892,6 +1985,7 @@
         <w:spacing w:before="20"/>
       </w:pPr>
       <w:r>
+        <w:lastRenderedPageBreak/>
         <w:t>Software</w:t>
       </w:r>
       <w:r>
@@ -2101,9 +2195,11 @@
         </w:rPr>
         <w:t xml:space="preserve"> </w:t>
       </w:r>
+      <w:proofErr w:type="spellStart"/>
       <w:r>
         <w:t>Syncnetic</w:t>
       </w:r>
+      <w:proofErr w:type="spellEnd"/>
       <w:r>
         <w:rPr>
           <w:spacing w:val="4"/>
@@ -2453,11 +2549,15 @@
         </w:tabs>
         <w:spacing w:before="180"/>
         <w:ind w:left="858" w:hanging="359"/>
-      </w:pPr>
-      <w:r>
-        <w:rPr>
-          <w:b/>
+        <w:rPr>
           <w:spacing w:val="-2"/>
+          <w:lang w:val="en-IN"/>
+        </w:rPr>
+      </w:pPr>
+      <w:r>
+        <w:rPr>
+          <w:b/>
+          <w:spacing w:val="-2"/>
         </w:rPr>
         <w:t>Environment</w:t>
       </w:r>
@@ -2514,6 +2614,19 @@
           <w:spacing w:val="-2"/>
         </w:rPr>
         <w:t>Python, FastAPI</w:t>
+      </w:r>
+      <w:r>
+        <w:rPr>
+          <w:spacing w:val="-2"/>
+        </w:rPr>
+        <w:t xml:space="preserve">, </w:t>
+      </w:r>
+      <w:r>
+        <w:rPr>
+          <w:spacing w:val="-2"/>
+          <w:lang w:val="en-IN"/>
+        </w:rPr>
+        <w:t>GitHub Actions</w:t>
       </w:r>
     </w:p>
     <w:p>
@@ -2586,6 +2699,13 @@
         </w:rPr>
         <w:t>Designed and implemented a GenAI-powered assistant using RAG architecture to answer product warranty, return policy, and product-related queries</w:t>
       </w:r>
+      <w:r>
+        <w:rPr>
+          <w:rFonts w:asciiTheme="minorHAnsi" w:eastAsia="Times New Roman" w:hAnsiTheme="minorHAnsi" w:cstheme="minorHAnsi"/>
+          <w:lang w:val="en-IN" w:eastAsia="en-IN"/>
+        </w:rPr>
+        <w:t xml:space="preserve"> using FastAPI and LangChain</w:t>
+      </w:r>
     </w:p>
     <w:p>
       <w:pPr>
@@ -2609,7 +2729,498 @@
           <w:rFonts w:asciiTheme="minorHAnsi" w:eastAsia="Times New Roman" w:hAnsiTheme="minorHAnsi" w:cstheme="minorHAnsi"/>
           <w:lang w:val="en-IN" w:eastAsia="en-IN"/>
         </w:rPr>
-        <w:t>Built document processing pipeline: document ingestion → chunking → embedding generation → vector storage in OpenSearch</w:t>
+        <w:t xml:space="preserve">Built document processing pipeline: document ingestion → chunking → embedding generation → vector storage in </w:t>
+      </w:r>
+      <w:r>
+        <w:rPr>
+          <w:rFonts w:asciiTheme="minorHAnsi" w:eastAsia="Times New Roman" w:hAnsiTheme="minorHAnsi" w:cstheme="minorHAnsi"/>
+          <w:lang w:val="en-IN" w:eastAsia="en-IN"/>
+        </w:rPr>
+        <w:t>Pinecone</w:t>
+      </w:r>
+    </w:p>
+    <w:p>
+      <w:pPr>
+        <w:pStyle w:val="Heading1"/>
+        <w:numPr>
+          <w:ilvl w:val="1"/>
+          <w:numId w:val="4"/>
+        </w:numPr>
+        <w:tabs>
+          <w:tab w:val="left" w:pos="858"/>
+        </w:tabs>
+        <w:spacing w:before="75"/>
+        <w:ind w:left="858" w:hanging="359"/>
+      </w:pPr>
+      <w:r>
+        <w:rPr>
+          <w:spacing w:val="-2"/>
+        </w:rPr>
+        <w:t>Responsibilities:</w:t>
+      </w:r>
+    </w:p>
+    <w:p>
+      <w:pPr>
+        <w:pStyle w:val="ListParagraph"/>
+        <w:numPr>
+          <w:ilvl w:val="2"/>
+          <w:numId w:val="4"/>
+        </w:numPr>
+        <w:tabs>
+          <w:tab w:val="left" w:pos="1219"/>
+        </w:tabs>
+        <w:rPr>
+          <w:rFonts w:asciiTheme="minorHAnsi" w:eastAsia="Times New Roman" w:hAnsiTheme="minorHAnsi" w:cstheme="minorHAnsi"/>
+          <w:lang w:val="en-IN" w:eastAsia="en-IN"/>
+        </w:rPr>
+      </w:pPr>
+      <w:r>
+        <w:rPr>
+          <w:rFonts w:asciiTheme="minorHAnsi" w:hAnsiTheme="minorHAnsi" w:cstheme="minorHAnsi"/>
+          <w:lang w:val="en-IN"/>
+        </w:rPr>
+        <w:t>Developed</w:t>
+      </w:r>
+      <w:r>
+        <w:rPr>
+          <w:rFonts w:asciiTheme="minorHAnsi" w:eastAsia="Times New Roman" w:hAnsiTheme="minorHAnsi" w:cstheme="minorHAnsi"/>
+          <w:lang w:val="en-IN" w:eastAsia="en-IN"/>
+        </w:rPr>
+        <w:t xml:space="preserve"> and enhanced backend services using Node.js and NestJS for a large-scale retail application deployed across multiple countries</w:t>
+      </w:r>
+    </w:p>
+    <w:p>
+      <w:pPr>
+        <w:pStyle w:val="ListParagraph"/>
+        <w:numPr>
+          <w:ilvl w:val="2"/>
+          <w:numId w:val="4"/>
+        </w:numPr>
+        <w:tabs>
+          <w:tab w:val="left" w:pos="1219"/>
+        </w:tabs>
+        <w:rPr>
+          <w:rFonts w:asciiTheme="minorHAnsi" w:eastAsia="Times New Roman" w:hAnsiTheme="minorHAnsi" w:cstheme="minorHAnsi"/>
+          <w:lang w:val="en-IN" w:eastAsia="en-IN"/>
+        </w:rPr>
+      </w:pPr>
+      <w:r>
+        <w:rPr>
+          <w:rFonts w:asciiTheme="minorHAnsi" w:hAnsiTheme="minorHAnsi" w:cstheme="minorHAnsi"/>
+          <w:lang w:val="en-IN"/>
+        </w:rPr>
+        <w:t>Designed</w:t>
+      </w:r>
+      <w:r>
+        <w:rPr>
+          <w:rFonts w:asciiTheme="minorHAnsi" w:eastAsia="Times New Roman" w:hAnsiTheme="minorHAnsi" w:cstheme="minorHAnsi"/>
+          <w:lang w:val="en-IN" w:eastAsia="en-IN"/>
+        </w:rPr>
+        <w:t xml:space="preserve"> and integrated a Python (FastAPI) based GenAI service for handling RAG workflows and LLM interactions</w:t>
+      </w:r>
+    </w:p>
+    <w:p>
+      <w:pPr>
+        <w:pStyle w:val="ListParagraph"/>
+        <w:numPr>
+          <w:ilvl w:val="2"/>
+          <w:numId w:val="4"/>
+        </w:numPr>
+        <w:tabs>
+          <w:tab w:val="left" w:pos="1219"/>
+        </w:tabs>
+        <w:rPr>
+          <w:rFonts w:asciiTheme="minorHAnsi" w:eastAsia="Times New Roman" w:hAnsiTheme="minorHAnsi" w:cstheme="minorHAnsi"/>
+          <w:lang w:val="en-IN" w:eastAsia="en-IN"/>
+        </w:rPr>
+      </w:pPr>
+      <w:r>
+        <w:rPr>
+          <w:rFonts w:asciiTheme="minorHAnsi" w:hAnsiTheme="minorHAnsi" w:cstheme="minorHAnsi"/>
+          <w:lang w:val="en-IN"/>
+        </w:rPr>
+        <w:t>Designed</w:t>
+      </w:r>
+      <w:r>
+        <w:rPr>
+          <w:rFonts w:asciiTheme="minorHAnsi" w:eastAsia="Times New Roman" w:hAnsiTheme="minorHAnsi" w:cstheme="minorHAnsi"/>
+          <w:lang w:val="en-IN" w:eastAsia="en-IN"/>
+        </w:rPr>
+        <w:t xml:space="preserve"> and implemented scalable APIs ensuring high performance and reliability</w:t>
+      </w:r>
+    </w:p>
+    <w:p>
+      <w:pPr>
+        <w:pStyle w:val="ListParagraph"/>
+        <w:numPr>
+          <w:ilvl w:val="2"/>
+          <w:numId w:val="4"/>
+        </w:numPr>
+        <w:tabs>
+          <w:tab w:val="left" w:pos="1219"/>
+        </w:tabs>
+        <w:rPr>
+          <w:rFonts w:asciiTheme="minorHAnsi" w:eastAsia="Times New Roman" w:hAnsiTheme="minorHAnsi" w:cstheme="minorHAnsi"/>
+          <w:lang w:val="en-IN" w:eastAsia="en-IN"/>
+        </w:rPr>
+      </w:pPr>
+      <w:r>
+        <w:rPr>
+          <w:rFonts w:asciiTheme="minorHAnsi" w:hAnsiTheme="minorHAnsi" w:cstheme="minorHAnsi"/>
+          <w:lang w:val="en-IN"/>
+        </w:rPr>
+        <w:t>Worked on</w:t>
+      </w:r>
+      <w:r>
+        <w:rPr>
+          <w:rFonts w:asciiTheme="minorHAnsi" w:eastAsia="Times New Roman" w:hAnsiTheme="minorHAnsi" w:cstheme="minorHAnsi"/>
+          <w:lang w:val="en-IN" w:eastAsia="en-IN"/>
+        </w:rPr>
+        <w:t xml:space="preserve"> GenAI solution design and integration within backend workflows</w:t>
+      </w:r>
+    </w:p>
+    <w:p>
+      <w:pPr>
+        <w:pStyle w:val="ListParagraph"/>
+        <w:numPr>
+          <w:ilvl w:val="2"/>
+          <w:numId w:val="4"/>
+        </w:numPr>
+        <w:tabs>
+          <w:tab w:val="left" w:pos="1219"/>
+        </w:tabs>
+        <w:rPr>
+          <w:rFonts w:asciiTheme="minorHAnsi" w:eastAsia="Times New Roman" w:hAnsiTheme="minorHAnsi" w:cstheme="minorHAnsi"/>
+          <w:lang w:val="en-IN" w:eastAsia="en-IN"/>
+        </w:rPr>
+      </w:pPr>
+      <w:r>
+        <w:rPr>
+          <w:rFonts w:asciiTheme="minorHAnsi" w:hAnsiTheme="minorHAnsi" w:cstheme="minorHAnsi"/>
+          <w:lang w:val="en-IN"/>
+        </w:rPr>
+        <w:t>Worked</w:t>
+      </w:r>
+      <w:r>
+        <w:rPr>
+          <w:rFonts w:asciiTheme="minorHAnsi" w:eastAsia="Times New Roman" w:hAnsiTheme="minorHAnsi" w:cstheme="minorHAnsi"/>
+          <w:lang w:val="en-IN" w:eastAsia="en-IN"/>
+        </w:rPr>
+        <w:t xml:space="preserve"> on performance optimization, bug fixing, and production issue resolution</w:t>
+      </w:r>
+    </w:p>
+    <w:p>
+      <w:pPr>
+        <w:pStyle w:val="ListParagraph"/>
+        <w:numPr>
+          <w:ilvl w:val="2"/>
+          <w:numId w:val="4"/>
+        </w:numPr>
+        <w:tabs>
+          <w:tab w:val="left" w:pos="1219"/>
+        </w:tabs>
+        <w:rPr>
+          <w:rFonts w:asciiTheme="minorHAnsi" w:eastAsia="Times New Roman" w:hAnsiTheme="minorHAnsi" w:cstheme="minorHAnsi"/>
+          <w:lang w:val="en-IN" w:eastAsia="en-IN"/>
+        </w:rPr>
+      </w:pPr>
+      <w:r>
+        <w:rPr>
+          <w:rFonts w:asciiTheme="minorHAnsi" w:hAnsiTheme="minorHAnsi" w:cstheme="minorHAnsi"/>
+          <w:lang w:val="en-IN"/>
+        </w:rPr>
+        <w:t>Collaborated</w:t>
+      </w:r>
+      <w:r>
+        <w:rPr>
+          <w:rFonts w:asciiTheme="minorHAnsi" w:eastAsia="Times New Roman" w:hAnsiTheme="minorHAnsi" w:cstheme="minorHAnsi"/>
+          <w:lang w:val="en-IN" w:eastAsia="en-IN"/>
+        </w:rPr>
+        <w:t xml:space="preserve"> with client stakeholders to gather requirements and deliver backend solutions aligned with business needs</w:t>
+      </w:r>
+    </w:p>
+    <w:p>
+      <w:pPr>
+        <w:pStyle w:val="ListParagraph"/>
+        <w:tabs>
+          <w:tab w:val="left" w:pos="1219"/>
+        </w:tabs>
+        <w:ind w:left="859" w:firstLine="0"/>
+        <w:rPr>
+          <w:rFonts w:asciiTheme="minorHAnsi" w:eastAsia="Times New Roman" w:hAnsiTheme="minorHAnsi" w:cstheme="minorHAnsi"/>
+          <w:lang w:val="en-IN" w:eastAsia="en-IN"/>
+        </w:rPr>
+      </w:pPr>
+    </w:p>
+    <w:p>
+      <w:pPr>
+        <w:pStyle w:val="Heading1"/>
+        <w:spacing w:before="211"/>
+        <w:ind w:left="139" w:firstLine="0"/>
+      </w:pPr>
+      <w:r>
+        <w:t>B. Organization</w:t>
+      </w:r>
+      <w:r>
+        <w:rPr>
+          <w:b w:val="0"/>
+        </w:rPr>
+        <w:t>:</w:t>
+      </w:r>
+      <w:r>
+        <w:rPr>
+          <w:b w:val="0"/>
+          <w:spacing w:val="-9"/>
+        </w:rPr>
+        <w:t xml:space="preserve"> </w:t>
+      </w:r>
+      <w:r>
+        <w:t>Mphasis</w:t>
+      </w:r>
+      <w:r>
+        <w:rPr>
+          <w:spacing w:val="-12"/>
+        </w:rPr>
+        <w:t xml:space="preserve"> </w:t>
+      </w:r>
+      <w:r>
+        <w:t>(Nov-2021</w:t>
+      </w:r>
+      <w:r>
+        <w:rPr>
+          <w:spacing w:val="-9"/>
+        </w:rPr>
+        <w:t xml:space="preserve"> </w:t>
+      </w:r>
+      <w:r>
+        <w:t>to</w:t>
+      </w:r>
+      <w:r>
+        <w:rPr>
+          <w:spacing w:val="-11"/>
+        </w:rPr>
+        <w:t xml:space="preserve"> </w:t>
+      </w:r>
+      <w:r>
+        <w:t>Sep 2024</w:t>
+      </w:r>
+      <w:r>
+        <w:rPr>
+          <w:spacing w:val="-4"/>
+        </w:rPr>
+        <w:t>)</w:t>
+      </w:r>
+    </w:p>
+    <w:p>
+      <w:pPr>
+        <w:pStyle w:val="ListParagraph"/>
+        <w:numPr>
+          <w:ilvl w:val="0"/>
+          <w:numId w:val="4"/>
+        </w:numPr>
+        <w:tabs>
+          <w:tab w:val="left" w:pos="358"/>
+        </w:tabs>
+        <w:spacing w:before="183"/>
+        <w:ind w:left="358" w:hanging="219"/>
+      </w:pPr>
+      <w:r>
+        <w:rPr>
+          <w:b/>
+        </w:rPr>
+        <w:t>Project</w:t>
+      </w:r>
+      <w:r>
+        <w:rPr>
+          <w:b/>
+          <w:spacing w:val="-9"/>
+        </w:rPr>
+        <w:t xml:space="preserve"> </w:t>
+      </w:r>
+      <w:r>
+        <w:rPr>
+          <w:b/>
+        </w:rPr>
+        <w:t>Name</w:t>
+      </w:r>
+      <w:r>
+        <w:t>:</w:t>
+      </w:r>
+      <w:r>
+        <w:rPr>
+          <w:spacing w:val="-7"/>
+        </w:rPr>
+        <w:t xml:space="preserve"> </w:t>
+      </w:r>
+      <w:r>
+        <w:t>Diligence</w:t>
+      </w:r>
+      <w:r>
+        <w:rPr>
+          <w:spacing w:val="-8"/>
+        </w:rPr>
+        <w:t xml:space="preserve"> </w:t>
+      </w:r>
+      <w:r>
+        <w:t>dashboard</w:t>
+      </w:r>
+      <w:r>
+        <w:rPr>
+          <w:spacing w:val="-7"/>
+        </w:rPr>
+        <w:t xml:space="preserve"> </w:t>
+      </w:r>
+      <w:r>
+        <w:rPr>
+          <w:spacing w:val="-2"/>
+        </w:rPr>
+        <w:t>application</w:t>
+      </w:r>
+    </w:p>
+    <w:p>
+      <w:pPr>
+        <w:pStyle w:val="ListParagraph"/>
+        <w:numPr>
+          <w:ilvl w:val="1"/>
+          <w:numId w:val="4"/>
+        </w:numPr>
+        <w:tabs>
+          <w:tab w:val="left" w:pos="858"/>
+        </w:tabs>
+        <w:spacing w:before="180"/>
+        <w:ind w:left="858" w:hanging="359"/>
+      </w:pPr>
+      <w:r>
+        <w:rPr>
+          <w:b/>
+          <w:spacing w:val="-2"/>
+        </w:rPr>
+        <w:t>Environment</w:t>
+      </w:r>
+      <w:r>
+        <w:rPr>
+          <w:spacing w:val="-2"/>
+        </w:rPr>
+        <w:t>:</w:t>
+      </w:r>
+      <w:r>
+        <w:rPr>
+          <w:spacing w:val="3"/>
+        </w:rPr>
+        <w:t xml:space="preserve"> </w:t>
+      </w:r>
+      <w:r>
+        <w:rPr>
+          <w:spacing w:val="-2"/>
+        </w:rPr>
+        <w:t>Node.js,</w:t>
+      </w:r>
+      <w:r>
+        <w:t xml:space="preserve"> </w:t>
+      </w:r>
+      <w:r>
+        <w:rPr>
+          <w:spacing w:val="-2"/>
+        </w:rPr>
+        <w:t>NestJS,</w:t>
+      </w:r>
+      <w:r>
+        <w:rPr>
+          <w:spacing w:val="3"/>
+        </w:rPr>
+        <w:t xml:space="preserve"> </w:t>
+      </w:r>
+      <w:r>
+        <w:rPr>
+          <w:spacing w:val="-2"/>
+        </w:rPr>
+        <w:t>AWS,</w:t>
+      </w:r>
+      <w:r>
+        <w:rPr>
+          <w:spacing w:val="1"/>
+        </w:rPr>
+        <w:t xml:space="preserve"> </w:t>
+      </w:r>
+      <w:r>
+        <w:rPr>
+          <w:spacing w:val="-2"/>
+        </w:rPr>
+        <w:t>MySQL,</w:t>
+      </w:r>
+      <w:r>
+        <w:rPr>
+          <w:spacing w:val="2"/>
+        </w:rPr>
+        <w:t xml:space="preserve"> </w:t>
+      </w:r>
+      <w:r>
+        <w:rPr>
+          <w:spacing w:val="-2"/>
+        </w:rPr>
+        <w:t>Jenkins,</w:t>
+      </w:r>
+      <w:r>
+        <w:rPr>
+          <w:spacing w:val="3"/>
+        </w:rPr>
+        <w:t xml:space="preserve"> </w:t>
+      </w:r>
+      <w:r>
+        <w:rPr>
+          <w:spacing w:val="-2"/>
+        </w:rPr>
+        <w:t>Docker,</w:t>
+      </w:r>
+      <w:r>
+        <w:rPr>
+          <w:spacing w:val="2"/>
+        </w:rPr>
+        <w:t xml:space="preserve"> </w:t>
+      </w:r>
+      <w:r>
+        <w:rPr>
+          <w:spacing w:val="-2"/>
+        </w:rPr>
+        <w:t>Jira,</w:t>
+      </w:r>
+      <w:r>
+        <w:t xml:space="preserve"> </w:t>
+      </w:r>
+      <w:r>
+        <w:rPr>
+          <w:spacing w:val="-5"/>
+        </w:rPr>
+        <w:t>Git</w:t>
+      </w:r>
+    </w:p>
+    <w:p>
+      <w:pPr>
+        <w:pStyle w:val="Heading1"/>
+        <w:numPr>
+          <w:ilvl w:val="1"/>
+          <w:numId w:val="4"/>
+        </w:numPr>
+        <w:tabs>
+          <w:tab w:val="left" w:pos="858"/>
+        </w:tabs>
+        <w:ind w:left="858" w:hanging="359"/>
+        <w:rPr>
+          <w:b w:val="0"/>
+        </w:rPr>
+      </w:pPr>
+      <w:r>
+        <w:rPr>
+          <w:spacing w:val="-2"/>
+        </w:rPr>
+        <w:t>Description</w:t>
+      </w:r>
+      <w:r>
+        <w:rPr>
+          <w:b w:val="0"/>
+          <w:spacing w:val="-2"/>
+        </w:rPr>
+        <w:t>:</w:t>
       </w:r>
     </w:p>
     <w:p>
@@ -2624,32 +3235,283 @@
         </w:tabs>
         <w:spacing w:line="259" w:lineRule="auto"/>
         <w:ind w:right="616"/>
-        <w:rPr>
-          <w:rFonts w:asciiTheme="minorHAnsi" w:eastAsia="Times New Roman" w:hAnsiTheme="minorHAnsi" w:cstheme="minorHAnsi"/>
-          <w:lang w:val="en-IN" w:eastAsia="en-IN"/>
-        </w:rPr>
-      </w:pPr>
-      <w:r>
-        <w:rPr>
-          <w:rFonts w:asciiTheme="minorHAnsi" w:eastAsia="Times New Roman" w:hAnsiTheme="minorHAnsi" w:cstheme="minorHAnsi"/>
-          <w:lang w:val="en-IN" w:eastAsia="en-IN"/>
-        </w:rPr>
-        <w:t>Integrated Amazon Bedrock LLMs for generating contextual responses based on semantic search</w:t>
+      </w:pPr>
+      <w:r>
+        <w:t>The</w:t>
+      </w:r>
+      <w:r>
+        <w:rPr>
+          <w:spacing w:val="-6"/>
+        </w:rPr>
+        <w:t xml:space="preserve"> </w:t>
+      </w:r>
+      <w:r>
+        <w:t>objective</w:t>
+      </w:r>
+      <w:r>
+        <w:rPr>
+          <w:spacing w:val="-6"/>
+        </w:rPr>
+        <w:t xml:space="preserve"> </w:t>
+      </w:r>
+      <w:r>
+        <w:t>is</w:t>
+      </w:r>
+      <w:r>
+        <w:rPr>
+          <w:spacing w:val="-6"/>
+        </w:rPr>
+        <w:t xml:space="preserve"> </w:t>
+      </w:r>
+      <w:r>
+        <w:t>to</w:t>
+      </w:r>
+      <w:r>
+        <w:rPr>
+          <w:spacing w:val="-5"/>
+        </w:rPr>
+        <w:t xml:space="preserve"> </w:t>
+      </w:r>
+      <w:r>
+        <w:t>create</w:t>
+      </w:r>
+      <w:r>
+        <w:rPr>
+          <w:spacing w:val="-7"/>
+        </w:rPr>
+        <w:t xml:space="preserve"> </w:t>
+      </w:r>
+      <w:proofErr w:type="gramStart"/>
+      <w:r>
+        <w:t>a</w:t>
+      </w:r>
+      <w:r>
+        <w:rPr>
+          <w:spacing w:val="-7"/>
+        </w:rPr>
+        <w:t xml:space="preserve"> </w:t>
+      </w:r>
+      <w:r>
+        <w:t>nonemailbased</w:t>
+      </w:r>
+      <w:proofErr w:type="gramEnd"/>
+      <w:r>
+        <w:rPr>
+          <w:spacing w:val="-8"/>
+        </w:rPr>
+        <w:t xml:space="preserve"> </w:t>
+      </w:r>
+      <w:r>
+        <w:t>exception</w:t>
+      </w:r>
+      <w:r>
+        <w:rPr>
+          <w:spacing w:val="-8"/>
+        </w:rPr>
+        <w:t xml:space="preserve"> </w:t>
+      </w:r>
+      <w:r>
+        <w:t>management</w:t>
+      </w:r>
+      <w:r>
+        <w:rPr>
+          <w:spacing w:val="-6"/>
+        </w:rPr>
+        <w:t xml:space="preserve"> </w:t>
+      </w:r>
+      <w:r>
+        <w:t>platform</w:t>
+      </w:r>
+      <w:r>
+        <w:rPr>
+          <w:spacing w:val="-5"/>
+        </w:rPr>
+        <w:t xml:space="preserve"> </w:t>
+      </w:r>
+      <w:r>
+        <w:t>used</w:t>
+      </w:r>
+      <w:r>
+        <w:rPr>
+          <w:spacing w:val="-7"/>
+        </w:rPr>
+        <w:t xml:space="preserve"> </w:t>
+      </w:r>
+      <w:r>
+        <w:t>by</w:t>
+      </w:r>
+      <w:r>
+        <w:rPr>
+          <w:spacing w:val="-5"/>
+        </w:rPr>
+        <w:t xml:space="preserve"> </w:t>
+      </w:r>
+      <w:r>
+        <w:t>secondary</w:t>
+      </w:r>
+      <w:r>
+        <w:rPr>
+          <w:spacing w:val="-7"/>
+        </w:rPr>
+        <w:t xml:space="preserve"> </w:t>
+      </w:r>
+      <w:r>
+        <w:t>marketing</w:t>
+      </w:r>
+      <w:r>
+        <w:rPr>
+          <w:spacing w:val="-7"/>
+        </w:rPr>
+        <w:t xml:space="preserve"> </w:t>
+      </w:r>
+      <w:r>
+        <w:t>to organize, assign, and track the resolution of conditions within loan packages.</w:t>
       </w:r>
     </w:p>
     <w:p>
       <w:pPr>
         <w:pStyle w:val="ListParagraph"/>
+        <w:numPr>
+          <w:ilvl w:val="2"/>
+          <w:numId w:val="4"/>
+        </w:numPr>
         <w:tabs>
           <w:tab w:val="left" w:pos="1219"/>
         </w:tabs>
-        <w:spacing w:line="259" w:lineRule="auto"/>
-        <w:ind w:right="616" w:firstLine="0"/>
-        <w:rPr>
-          <w:rFonts w:asciiTheme="minorHAnsi" w:eastAsia="Times New Roman" w:hAnsiTheme="minorHAnsi" w:cstheme="minorHAnsi"/>
-          <w:lang w:val="en-IN" w:eastAsia="en-IN"/>
-        </w:rPr>
-      </w:pPr>
+        <w:spacing w:before="0" w:line="267" w:lineRule="exact"/>
+      </w:pPr>
+      <w:r>
+        <w:t>These</w:t>
+      </w:r>
+      <w:r>
+        <w:rPr>
+          <w:spacing w:val="-10"/>
+        </w:rPr>
+        <w:t xml:space="preserve"> </w:t>
+      </w:r>
+      <w:r>
+        <w:t>conditions</w:t>
+      </w:r>
+      <w:r>
+        <w:rPr>
+          <w:spacing w:val="-8"/>
+        </w:rPr>
+        <w:t xml:space="preserve"> </w:t>
+      </w:r>
+      <w:r>
+        <w:t>were</w:t>
+      </w:r>
+      <w:r>
+        <w:rPr>
+          <w:spacing w:val="-7"/>
+        </w:rPr>
+        <w:t xml:space="preserve"> </w:t>
+      </w:r>
+      <w:r>
+        <w:t>identified</w:t>
+      </w:r>
+      <w:r>
+        <w:rPr>
+          <w:spacing w:val="-9"/>
+        </w:rPr>
+        <w:t xml:space="preserve"> </w:t>
+      </w:r>
+      <w:r>
+        <w:t>by</w:t>
+      </w:r>
+      <w:r>
+        <w:rPr>
+          <w:spacing w:val="-7"/>
+        </w:rPr>
+        <w:t xml:space="preserve"> </w:t>
+      </w:r>
+      <w:r>
+        <w:t>investors</w:t>
+      </w:r>
+      <w:r>
+        <w:rPr>
+          <w:spacing w:val="-9"/>
+        </w:rPr>
+        <w:t xml:space="preserve"> </w:t>
+      </w:r>
+      <w:r>
+        <w:t>evaluating</w:t>
+      </w:r>
+      <w:r>
+        <w:rPr>
+          <w:spacing w:val="-9"/>
+        </w:rPr>
+        <w:t xml:space="preserve"> </w:t>
+      </w:r>
+      <w:r>
+        <w:t>the</w:t>
+      </w:r>
+      <w:r>
+        <w:rPr>
+          <w:spacing w:val="-7"/>
+        </w:rPr>
+        <w:t xml:space="preserve"> </w:t>
+      </w:r>
+      <w:r>
+        <w:t>quality</w:t>
+      </w:r>
+      <w:r>
+        <w:rPr>
+          <w:spacing w:val="-9"/>
+        </w:rPr>
+        <w:t xml:space="preserve"> </w:t>
+      </w:r>
+      <w:r>
+        <w:t>of</w:t>
+      </w:r>
+      <w:r>
+        <w:rPr>
+          <w:spacing w:val="-10"/>
+        </w:rPr>
+        <w:t xml:space="preserve"> </w:t>
+      </w:r>
+      <w:r>
+        <w:t>documentation</w:t>
+      </w:r>
+      <w:r>
+        <w:rPr>
+          <w:spacing w:val="-8"/>
+        </w:rPr>
+        <w:t xml:space="preserve"> </w:t>
+      </w:r>
+      <w:r>
+        <w:t>supporting</w:t>
+      </w:r>
+      <w:r>
+        <w:rPr>
+          <w:spacing w:val="-9"/>
+        </w:rPr>
+        <w:t xml:space="preserve"> </w:t>
+      </w:r>
+      <w:r>
+        <w:t>a</w:t>
+      </w:r>
+      <w:r>
+        <w:rPr>
+          <w:spacing w:val="-7"/>
+        </w:rPr>
+        <w:t xml:space="preserve"> </w:t>
+      </w:r>
+      <w:r>
+        <w:t>loan</w:t>
+      </w:r>
+      <w:r>
+        <w:rPr>
+          <w:spacing w:val="-8"/>
+        </w:rPr>
+        <w:t xml:space="preserve"> </w:t>
+      </w:r>
+      <w:r>
+        <w:rPr>
+          <w:spacing w:val="-4"/>
+        </w:rPr>
+        <w:t>sale.</w:t>
+      </w:r>
     </w:p>
     <w:p>
       <w:pPr>
@@ -2681,24 +3543,93 @@
         <w:tabs>
           <w:tab w:val="left" w:pos="1219"/>
         </w:tabs>
-        <w:rPr>
-          <w:rFonts w:asciiTheme="minorHAnsi" w:eastAsia="Times New Roman" w:hAnsiTheme="minorHAnsi" w:cstheme="minorHAnsi"/>
-          <w:lang w:val="en-IN" w:eastAsia="en-IN"/>
-        </w:rPr>
-      </w:pPr>
-      <w:r>
-        <w:rPr>
-          <w:rFonts w:asciiTheme="minorHAnsi" w:hAnsiTheme="minorHAnsi" w:cstheme="minorHAnsi"/>
-          <w:lang w:val="en-IN"/>
-        </w:rPr>
-        <w:t>Developed</w:t>
-      </w:r>
-      <w:r>
-        <w:rPr>
-          <w:rFonts w:asciiTheme="minorHAnsi" w:eastAsia="Times New Roman" w:hAnsiTheme="minorHAnsi" w:cstheme="minorHAnsi"/>
-          <w:lang w:val="en-IN" w:eastAsia="en-IN"/>
-        </w:rPr>
-        <w:t xml:space="preserve"> and enhanced backend services using Node.js and NestJS for a large-scale retail application deployed across multiple countries</w:t>
+      </w:pPr>
+      <w:r>
+        <w:t>Development</w:t>
+      </w:r>
+      <w:r>
+        <w:rPr>
+          <w:spacing w:val="-12"/>
+        </w:rPr>
+        <w:t xml:space="preserve"> </w:t>
+      </w:r>
+      <w:r>
+        <w:t>of</w:t>
+      </w:r>
+      <w:r>
+        <w:rPr>
+          <w:spacing w:val="-7"/>
+        </w:rPr>
+        <w:t xml:space="preserve"> </w:t>
+      </w:r>
+      <w:r>
+        <w:t>backend</w:t>
+      </w:r>
+      <w:r>
+        <w:rPr>
+          <w:spacing w:val="-10"/>
+        </w:rPr>
+        <w:t xml:space="preserve"> </w:t>
+      </w:r>
+      <w:r>
+        <w:t>API’s</w:t>
+      </w:r>
+      <w:r>
+        <w:rPr>
+          <w:spacing w:val="-7"/>
+        </w:rPr>
+        <w:t xml:space="preserve"> </w:t>
+      </w:r>
+      <w:r>
+        <w:t>using</w:t>
+      </w:r>
+      <w:r>
+        <w:rPr>
+          <w:spacing w:val="-9"/>
+        </w:rPr>
+        <w:t xml:space="preserve"> </w:t>
+      </w:r>
+      <w:r>
+        <w:t>NodeJS,</w:t>
+      </w:r>
+      <w:r>
+        <w:rPr>
+          <w:spacing w:val="-7"/>
+        </w:rPr>
+        <w:t xml:space="preserve"> </w:t>
+      </w:r>
+      <w:r>
+        <w:t>NestJS</w:t>
+      </w:r>
+      <w:r>
+        <w:rPr>
+          <w:spacing w:val="-9"/>
+        </w:rPr>
+        <w:t xml:space="preserve"> </w:t>
+      </w:r>
+      <w:r>
+        <w:t>and</w:t>
+      </w:r>
+      <w:r>
+        <w:rPr>
+          <w:spacing w:val="-8"/>
+        </w:rPr>
+        <w:t xml:space="preserve"> </w:t>
+      </w:r>
+      <w:r>
+        <w:t>SQL</w:t>
+      </w:r>
+      <w:r>
+        <w:rPr>
+          <w:spacing w:val="-7"/>
+        </w:rPr>
+        <w:t xml:space="preserve"> </w:t>
+      </w:r>
+      <w:r>
+        <w:rPr>
+          <w:spacing w:val="-2"/>
+        </w:rPr>
+        <w:t>queries</w:t>
       </w:r>
     </w:p>
     <w:p>
@@ -2711,24 +3642,111 @@
         <w:tabs>
           <w:tab w:val="left" w:pos="1219"/>
         </w:tabs>
-        <w:rPr>
-          <w:rFonts w:asciiTheme="minorHAnsi" w:eastAsia="Times New Roman" w:hAnsiTheme="minorHAnsi" w:cstheme="minorHAnsi"/>
-          <w:lang w:val="en-IN" w:eastAsia="en-IN"/>
-        </w:rPr>
-      </w:pPr>
-      <w:r>
-        <w:rPr>
-          <w:rFonts w:asciiTheme="minorHAnsi" w:hAnsiTheme="minorHAnsi" w:cstheme="minorHAnsi"/>
-          <w:lang w:val="en-IN"/>
-        </w:rPr>
-        <w:t>Designed</w:t>
-      </w:r>
-      <w:r>
-        <w:rPr>
-          <w:rFonts w:asciiTheme="minorHAnsi" w:eastAsia="Times New Roman" w:hAnsiTheme="minorHAnsi" w:cstheme="minorHAnsi"/>
-          <w:lang w:val="en-IN" w:eastAsia="en-IN"/>
-        </w:rPr>
-        <w:t xml:space="preserve"> and integrated a Python (FastAPI) based GenAI service for handling RAG workflows and LLM interactions</w:t>
+      </w:pPr>
+      <w:r>
+        <w:t>Implemented</w:t>
+      </w:r>
+      <w:r>
+        <w:rPr>
+          <w:spacing w:val="-8"/>
+        </w:rPr>
+        <w:t xml:space="preserve"> </w:t>
+      </w:r>
+      <w:r>
+        <w:t>AWS</w:t>
+      </w:r>
+      <w:r>
+        <w:rPr>
+          <w:spacing w:val="-7"/>
+        </w:rPr>
+        <w:t xml:space="preserve"> </w:t>
+      </w:r>
+      <w:r>
+        <w:t>Solutions</w:t>
+      </w:r>
+      <w:r>
+        <w:rPr>
+          <w:spacing w:val="-7"/>
+        </w:rPr>
+        <w:t xml:space="preserve"> </w:t>
+      </w:r>
+      <w:r>
+        <w:t>using</w:t>
+      </w:r>
+      <w:r>
+        <w:rPr>
+          <w:spacing w:val="-8"/>
+        </w:rPr>
+        <w:t xml:space="preserve"> </w:t>
+      </w:r>
+      <w:r>
+        <w:t>S3</w:t>
+      </w:r>
+      <w:r>
+        <w:rPr>
+          <w:spacing w:val="-8"/>
+        </w:rPr>
+        <w:t xml:space="preserve"> </w:t>
+      </w:r>
+      <w:r>
+        <w:t>Bucket,</w:t>
+      </w:r>
+      <w:r>
+        <w:rPr>
+          <w:spacing w:val="-9"/>
+        </w:rPr>
+        <w:t xml:space="preserve"> </w:t>
+      </w:r>
+      <w:r>
+        <w:t>Lambda,</w:t>
+      </w:r>
+      <w:r>
+        <w:rPr>
+          <w:spacing w:val="-11"/>
+        </w:rPr>
+        <w:t xml:space="preserve"> </w:t>
+      </w:r>
+      <w:r>
+        <w:t>IAM,</w:t>
+      </w:r>
+      <w:r>
+        <w:rPr>
+          <w:spacing w:val="-7"/>
+        </w:rPr>
+        <w:t xml:space="preserve"> </w:t>
+      </w:r>
+      <w:r>
+        <w:t>ECR,</w:t>
+      </w:r>
+      <w:r>
+        <w:rPr>
+          <w:spacing w:val="-8"/>
+        </w:rPr>
+        <w:t xml:space="preserve"> </w:t>
+      </w:r>
+      <w:r>
+        <w:t>ECS,</w:t>
+      </w:r>
+      <w:r>
+        <w:rPr>
+          <w:spacing w:val="-8"/>
+        </w:rPr>
+        <w:t xml:space="preserve"> </w:t>
+      </w:r>
+      <w:r>
+        <w:t>CloudWatch</w:t>
+      </w:r>
+      <w:r>
+        <w:rPr>
+          <w:spacing w:val="-9"/>
+        </w:rPr>
+        <w:t xml:space="preserve"> </w:t>
+      </w:r>
+      <w:r>
+        <w:rPr>
+          <w:spacing w:val="-4"/>
+        </w:rPr>
+        <w:t>etc.</w:t>
       </w:r>
     </w:p>
     <w:p>
@@ -2741,24 +3759,118 @@
         <w:tabs>
           <w:tab w:val="left" w:pos="1219"/>
         </w:tabs>
-        <w:rPr>
-          <w:rFonts w:asciiTheme="minorHAnsi" w:eastAsia="Times New Roman" w:hAnsiTheme="minorHAnsi" w:cstheme="minorHAnsi"/>
-          <w:lang w:val="en-IN" w:eastAsia="en-IN"/>
-        </w:rPr>
-      </w:pPr>
-      <w:r>
-        <w:rPr>
-          <w:rFonts w:asciiTheme="minorHAnsi" w:hAnsiTheme="minorHAnsi" w:cstheme="minorHAnsi"/>
-          <w:lang w:val="en-IN"/>
-        </w:rPr>
-        <w:t>Designed</w:t>
-      </w:r>
-      <w:r>
-        <w:rPr>
-          <w:rFonts w:asciiTheme="minorHAnsi" w:eastAsia="Times New Roman" w:hAnsiTheme="minorHAnsi" w:cstheme="minorHAnsi"/>
-          <w:lang w:val="en-IN" w:eastAsia="en-IN"/>
-        </w:rPr>
-        <w:t xml:space="preserve"> and implemented scalable APIs ensuring high performance and reliability</w:t>
+      </w:pPr>
+      <w:r>
+        <w:t>Setup</w:t>
+      </w:r>
+      <w:r>
+        <w:rPr>
+          <w:spacing w:val="-9"/>
+        </w:rPr>
+        <w:t xml:space="preserve"> </w:t>
+      </w:r>
+      <w:r>
+        <w:t>full</w:t>
+      </w:r>
+      <w:r>
+        <w:rPr>
+          <w:spacing w:val="-6"/>
+        </w:rPr>
+        <w:t xml:space="preserve"> </w:t>
+      </w:r>
+      <w:r>
+        <w:t>CICD</w:t>
+      </w:r>
+      <w:r>
+        <w:rPr>
+          <w:spacing w:val="-6"/>
+        </w:rPr>
+        <w:t xml:space="preserve"> </w:t>
+      </w:r>
+      <w:r>
+        <w:t>processes</w:t>
+      </w:r>
+      <w:r>
+        <w:rPr>
+          <w:spacing w:val="-7"/>
+        </w:rPr>
+        <w:t xml:space="preserve"> </w:t>
+      </w:r>
+      <w:r>
+        <w:t>with</w:t>
+      </w:r>
+      <w:r>
+        <w:rPr>
+          <w:spacing w:val="-7"/>
+        </w:rPr>
+        <w:t xml:space="preserve"> </w:t>
+      </w:r>
+      <w:r>
+        <w:t>Jenkins</w:t>
+      </w:r>
+      <w:r>
+        <w:rPr>
+          <w:spacing w:val="-7"/>
+        </w:rPr>
+        <w:t xml:space="preserve"> </w:t>
+      </w:r>
+      <w:r>
+        <w:t>and</w:t>
+      </w:r>
+      <w:r>
+        <w:rPr>
+          <w:spacing w:val="-10"/>
+        </w:rPr>
+        <w:t xml:space="preserve"> </w:t>
+      </w:r>
+      <w:r>
+        <w:t>Docke</w:t>
+      </w:r>
+      <w:r>
+        <w:rPr>
+          <w:rFonts w:ascii="Calibri Light" w:hAnsi="Calibri Light"/>
+        </w:rPr>
+        <w:t>r</w:t>
+      </w:r>
+      <w:r>
+        <w:rPr>
+          <w:rFonts w:ascii="Calibri Light" w:hAnsi="Calibri Light"/>
+          <w:spacing w:val="-7"/>
+        </w:rPr>
+        <w:t xml:space="preserve"> </w:t>
+      </w:r>
+      <w:r>
+        <w:t>to</w:t>
+      </w:r>
+      <w:r>
+        <w:rPr>
+          <w:spacing w:val="-6"/>
+        </w:rPr>
+        <w:t xml:space="preserve"> </w:t>
+      </w:r>
+      <w:r>
+        <w:t>improve</w:t>
+      </w:r>
+      <w:r>
+        <w:rPr>
+          <w:spacing w:val="-6"/>
+        </w:rPr>
+        <w:t xml:space="preserve"> </w:t>
+      </w:r>
+      <w:r>
+        <w:t>development</w:t>
+      </w:r>
+      <w:r>
+        <w:rPr>
+          <w:spacing w:val="-8"/>
+        </w:rPr>
+        <w:t xml:space="preserve"> </w:t>
+      </w:r>
+      <w:r>
+        <w:rPr>
+          <w:spacing w:val="-2"/>
+        </w:rPr>
+        <w:t>cycles</w:t>
       </w:r>
     </w:p>
     <w:p>
@@ -2771,1146 +3883,128 @@
         <w:tabs>
           <w:tab w:val="left" w:pos="1219"/>
         </w:tabs>
-        <w:rPr>
-          <w:rFonts w:asciiTheme="minorHAnsi" w:eastAsia="Times New Roman" w:hAnsiTheme="minorHAnsi" w:cstheme="minorHAnsi"/>
-          <w:lang w:val="en-IN" w:eastAsia="en-IN"/>
-        </w:rPr>
-      </w:pPr>
-      <w:r>
-        <w:rPr>
-          <w:rFonts w:asciiTheme="minorHAnsi" w:hAnsiTheme="minorHAnsi" w:cstheme="minorHAnsi"/>
-          <w:lang w:val="en-IN"/>
-        </w:rPr>
-        <w:t>Worked on</w:t>
-      </w:r>
-      <w:r>
-        <w:rPr>
-          <w:rFonts w:asciiTheme="minorHAnsi" w:eastAsia="Times New Roman" w:hAnsiTheme="minorHAnsi" w:cstheme="minorHAnsi"/>
-          <w:lang w:val="en-IN" w:eastAsia="en-IN"/>
-        </w:rPr>
-        <w:t xml:space="preserve"> GenAI solution design and integration within backend workflows</w:t>
-      </w:r>
-    </w:p>
-    <w:p>
-      <w:pPr>
-        <w:pStyle w:val="ListParagraph"/>
-        <w:numPr>
-          <w:ilvl w:val="2"/>
-          <w:numId w:val="4"/>
-        </w:numPr>
+      </w:pPr>
+      <w:r>
+        <w:t>Coordinate</w:t>
+      </w:r>
+      <w:r>
+        <w:rPr>
+          <w:spacing w:val="-13"/>
+        </w:rPr>
+        <w:t xml:space="preserve"> </w:t>
+      </w:r>
+      <w:r>
+        <w:t>with</w:t>
+      </w:r>
+      <w:r>
+        <w:rPr>
+          <w:spacing w:val="-9"/>
+        </w:rPr>
+        <w:t xml:space="preserve"> </w:t>
+      </w:r>
+      <w:r>
+        <w:t>Business</w:t>
+      </w:r>
+      <w:r>
+        <w:rPr>
+          <w:spacing w:val="-9"/>
+        </w:rPr>
+        <w:t xml:space="preserve"> </w:t>
+      </w:r>
+      <w:r>
+        <w:t>Analyst,</w:t>
+      </w:r>
+      <w:r>
+        <w:rPr>
+          <w:spacing w:val="-9"/>
+        </w:rPr>
+        <w:t xml:space="preserve"> </w:t>
+      </w:r>
+      <w:r>
+        <w:t>Client</w:t>
+      </w:r>
+      <w:r>
+        <w:rPr>
+          <w:spacing w:val="-9"/>
+        </w:rPr>
+        <w:t xml:space="preserve"> </w:t>
+      </w:r>
+      <w:r>
+        <w:t>for</w:t>
+      </w:r>
+      <w:r>
+        <w:rPr>
+          <w:spacing w:val="-11"/>
+        </w:rPr>
+        <w:t xml:space="preserve"> </w:t>
+      </w:r>
+      <w:r>
+        <w:t>understanding</w:t>
+      </w:r>
+      <w:r>
+        <w:rPr>
+          <w:spacing w:val="-10"/>
+        </w:rPr>
+        <w:t xml:space="preserve"> </w:t>
+      </w:r>
+      <w:r>
+        <w:t>and</w:t>
+      </w:r>
+      <w:r>
+        <w:rPr>
+          <w:spacing w:val="-11"/>
+        </w:rPr>
+        <w:t xml:space="preserve"> </w:t>
+      </w:r>
+      <w:r>
+        <w:t>discussing</w:t>
+      </w:r>
+      <w:r>
+        <w:rPr>
+          <w:spacing w:val="-9"/>
+        </w:rPr>
+        <w:t xml:space="preserve"> </w:t>
+      </w:r>
+      <w:r>
+        <w:rPr>
+          <w:spacing w:val="-2"/>
+        </w:rPr>
+        <w:t>requirements.</w:t>
+      </w:r>
+    </w:p>
+    <w:p>
+      <w:pPr>
         <w:tabs>
           <w:tab w:val="left" w:pos="1219"/>
         </w:tabs>
-        <w:rPr>
-          <w:rFonts w:asciiTheme="minorHAnsi" w:eastAsia="Times New Roman" w:hAnsiTheme="minorHAnsi" w:cstheme="minorHAnsi"/>
-          <w:lang w:val="en-IN" w:eastAsia="en-IN"/>
-        </w:rPr>
-      </w:pPr>
-      <w:r>
-        <w:rPr>
-          <w:rFonts w:asciiTheme="minorHAnsi" w:hAnsiTheme="minorHAnsi" w:cstheme="minorHAnsi"/>
-          <w:lang w:val="en-IN"/>
-        </w:rPr>
-        <w:t>Worked</w:t>
-      </w:r>
-      <w:r>
-        <w:rPr>
-          <w:rFonts w:asciiTheme="minorHAnsi" w:eastAsia="Times New Roman" w:hAnsiTheme="minorHAnsi" w:cstheme="minorHAnsi"/>
-          <w:lang w:val="en-IN" w:eastAsia="en-IN"/>
-        </w:rPr>
-        <w:t xml:space="preserve"> on performance optimization, bug fixing, and production issue resolution</w:t>
-      </w:r>
-    </w:p>
-    <w:p>
-      <w:pPr>
-        <w:pStyle w:val="ListParagraph"/>
-        <w:numPr>
-          <w:ilvl w:val="2"/>
-          <w:numId w:val="4"/>
-        </w:numPr>
+      </w:pPr>
+    </w:p>
+    <w:p>
+      <w:pPr>
         <w:tabs>
           <w:tab w:val="left" w:pos="1219"/>
         </w:tabs>
-        <w:rPr>
-          <w:rFonts w:asciiTheme="minorHAnsi" w:eastAsia="Times New Roman" w:hAnsiTheme="minorHAnsi" w:cstheme="minorHAnsi"/>
-          <w:lang w:val="en-IN" w:eastAsia="en-IN"/>
-        </w:rPr>
-      </w:pPr>
-      <w:r>
-        <w:rPr>
-          <w:rFonts w:asciiTheme="minorHAnsi" w:hAnsiTheme="minorHAnsi" w:cstheme="minorHAnsi"/>
-          <w:lang w:val="en-IN"/>
-        </w:rPr>
-        <w:t>Collaborated</w:t>
-      </w:r>
-      <w:r>
-        <w:rPr>
-          <w:rFonts w:asciiTheme="minorHAnsi" w:eastAsia="Times New Roman" w:hAnsiTheme="minorHAnsi" w:cstheme="minorHAnsi"/>
-          <w:lang w:val="en-IN" w:eastAsia="en-IN"/>
-        </w:rPr>
-        <w:t xml:space="preserve"> with client stakeholders to gather requirements and deliver backend solutions aligned with business needs</w:t>
-      </w:r>
-    </w:p>
-    <w:p>
-      <w:pPr>
-        <w:pStyle w:val="ListParagraph"/>
+      </w:pPr>
+    </w:p>
+    <w:p>
+      <w:pPr>
         <w:tabs>
           <w:tab w:val="left" w:pos="1219"/>
         </w:tabs>
-        <w:ind w:left="859" w:firstLine="0"/>
-        <w:rPr>
-          <w:rFonts w:asciiTheme="minorHAnsi" w:eastAsia="Times New Roman" w:hAnsiTheme="minorHAnsi" w:cstheme="minorHAnsi"/>
-          <w:lang w:val="en-IN" w:eastAsia="en-IN"/>
-        </w:rPr>
-      </w:pPr>
-    </w:p>
-    <w:p>
-      <w:pPr>
-        <w:pStyle w:val="Heading1"/>
-        <w:spacing w:before="211"/>
-        <w:ind w:left="139" w:firstLine="0"/>
-      </w:pPr>
-      <w:r>
-        <w:t>B. Organization</w:t>
-      </w:r>
-      <w:r>
-        <w:rPr>
-          <w:b w:val="0"/>
-        </w:rPr>
-        <w:t>:</w:t>
-      </w:r>
-      <w:r>
-        <w:rPr>
-          <w:b w:val="0"/>
-          <w:spacing w:val="-9"/>
-        </w:rPr>
-        <w:t xml:space="preserve"> </w:t>
-      </w:r>
-      <w:r>
-        <w:t>Mphasis</w:t>
-      </w:r>
-      <w:r>
-        <w:rPr>
-          <w:spacing w:val="-12"/>
-        </w:rPr>
-        <w:t xml:space="preserve"> </w:t>
-      </w:r>
-      <w:r>
-        <w:t>(Nov-2021</w:t>
-      </w:r>
-      <w:r>
-        <w:rPr>
-          <w:spacing w:val="-9"/>
-        </w:rPr>
-        <w:t xml:space="preserve"> </w:t>
-      </w:r>
-      <w:r>
-        <w:t>to</w:t>
-      </w:r>
-      <w:r>
-        <w:rPr>
-          <w:spacing w:val="-11"/>
-        </w:rPr>
-        <w:t xml:space="preserve"> </w:t>
-      </w:r>
-      <w:r>
-        <w:t>Sep 2024</w:t>
-      </w:r>
-      <w:r>
-        <w:rPr>
-          <w:spacing w:val="-4"/>
-        </w:rPr>
-        <w:t>)</w:t>
-      </w:r>
-    </w:p>
-    <w:p>
-      <w:pPr>
-        <w:pStyle w:val="ListParagraph"/>
-        <w:numPr>
-          <w:ilvl w:val="0"/>
-          <w:numId w:val="4"/>
-        </w:numPr>
-        <w:tabs>
-          <w:tab w:val="left" w:pos="358"/>
-        </w:tabs>
-        <w:spacing w:before="183"/>
-        <w:ind w:left="358" w:hanging="219"/>
-      </w:pPr>
-      <w:r>
-        <w:rPr>
-          <w:b/>
-        </w:rPr>
-        <w:t>Project</w:t>
-      </w:r>
-      <w:r>
-        <w:rPr>
-          <w:b/>
-          <w:spacing w:val="-9"/>
-        </w:rPr>
-        <w:t xml:space="preserve"> </w:t>
-      </w:r>
-      <w:r>
-        <w:rPr>
-          <w:b/>
-        </w:rPr>
-        <w:t>Name</w:t>
-      </w:r>
-      <w:r>
-        <w:t>:</w:t>
-      </w:r>
-      <w:r>
-        <w:rPr>
-          <w:spacing w:val="-7"/>
-        </w:rPr>
-        <w:t xml:space="preserve"> </w:t>
-      </w:r>
-      <w:r>
-        <w:t>Diligence</w:t>
-      </w:r>
-      <w:r>
-        <w:rPr>
-          <w:spacing w:val="-8"/>
-        </w:rPr>
-        <w:t xml:space="preserve"> </w:t>
-      </w:r>
-      <w:r>
-        <w:t>dashboard</w:t>
-      </w:r>
-      <w:r>
-        <w:rPr>
-          <w:spacing w:val="-7"/>
-        </w:rPr>
-        <w:t xml:space="preserve"> </w:t>
-      </w:r>
-      <w:r>
-        <w:rPr>
-          <w:spacing w:val="-2"/>
-        </w:rPr>
-        <w:t>application</w:t>
-      </w:r>
-    </w:p>
-    <w:p>
-      <w:pPr>
-        <w:pStyle w:val="ListParagraph"/>
-        <w:numPr>
-          <w:ilvl w:val="1"/>
-          <w:numId w:val="4"/>
-        </w:numPr>
-        <w:tabs>
-          <w:tab w:val="left" w:pos="858"/>
-        </w:tabs>
-        <w:spacing w:before="180"/>
-        <w:ind w:left="858" w:hanging="359"/>
-      </w:pPr>
-      <w:r>
-        <w:rPr>
-          <w:b/>
-          <w:spacing w:val="-2"/>
-        </w:rPr>
-        <w:t>Environment</w:t>
-      </w:r>
-      <w:r>
-        <w:rPr>
-          <w:spacing w:val="-2"/>
-        </w:rPr>
-        <w:t>:</w:t>
-      </w:r>
-      <w:r>
-        <w:rPr>
-          <w:spacing w:val="3"/>
-        </w:rPr>
-        <w:t xml:space="preserve"> </w:t>
-      </w:r>
-      <w:r>
-        <w:rPr>
-          <w:spacing w:val="-2"/>
-        </w:rPr>
-        <w:t>Node.js,</w:t>
-      </w:r>
-      <w:r>
-        <w:t xml:space="preserve"> </w:t>
-      </w:r>
-      <w:r>
-        <w:rPr>
-          <w:spacing w:val="-2"/>
-        </w:rPr>
-        <w:t>NestJS,</w:t>
-      </w:r>
-      <w:r>
-        <w:rPr>
-          <w:spacing w:val="3"/>
-        </w:rPr>
-        <w:t xml:space="preserve"> </w:t>
-      </w:r>
-      <w:r>
-        <w:rPr>
-          <w:spacing w:val="-2"/>
-        </w:rPr>
-        <w:t>AWS,</w:t>
-      </w:r>
-      <w:r>
-        <w:rPr>
-          <w:spacing w:val="1"/>
-        </w:rPr>
-        <w:t xml:space="preserve"> </w:t>
-      </w:r>
-      <w:r>
-        <w:rPr>
-          <w:spacing w:val="-2"/>
-        </w:rPr>
-        <w:t>MySQL,</w:t>
-      </w:r>
-      <w:r>
-        <w:rPr>
-          <w:spacing w:val="2"/>
-        </w:rPr>
-        <w:t xml:space="preserve"> </w:t>
-      </w:r>
-      <w:r>
-        <w:rPr>
-          <w:spacing w:val="-2"/>
-        </w:rPr>
-        <w:t>Jenkins,</w:t>
-      </w:r>
-      <w:r>
-        <w:rPr>
-          <w:spacing w:val="3"/>
-        </w:rPr>
-        <w:t xml:space="preserve"> </w:t>
-      </w:r>
-      <w:r>
-        <w:rPr>
-          <w:spacing w:val="-2"/>
-        </w:rPr>
-        <w:t>Docker,</w:t>
-      </w:r>
-      <w:r>
-        <w:rPr>
-          <w:spacing w:val="2"/>
-        </w:rPr>
-        <w:t xml:space="preserve"> </w:t>
-      </w:r>
-      <w:r>
-        <w:rPr>
-          <w:spacing w:val="-2"/>
-        </w:rPr>
-        <w:t>Jira,</w:t>
-      </w:r>
-      <w:r>
-        <w:t xml:space="preserve"> </w:t>
-      </w:r>
-      <w:r>
-        <w:rPr>
-          <w:spacing w:val="-5"/>
-        </w:rPr>
-        <w:t>Git</w:t>
-      </w:r>
-    </w:p>
-    <w:p>
-      <w:pPr>
-        <w:pStyle w:val="Heading1"/>
-        <w:numPr>
-          <w:ilvl w:val="1"/>
-          <w:numId w:val="4"/>
-        </w:numPr>
-        <w:tabs>
-          <w:tab w:val="left" w:pos="858"/>
-        </w:tabs>
-        <w:ind w:left="858" w:hanging="359"/>
-        <w:rPr>
-          <w:b w:val="0"/>
-        </w:rPr>
-      </w:pPr>
-      <w:r>
-        <w:rPr>
-          <w:spacing w:val="-2"/>
-        </w:rPr>
-        <w:t>Description</w:t>
-      </w:r>
-      <w:r>
-        <w:rPr>
-          <w:b w:val="0"/>
-          <w:spacing w:val="-2"/>
-        </w:rPr>
-        <w:t>:</w:t>
-      </w:r>
-    </w:p>
-    <w:p>
-      <w:pPr>
-        <w:pStyle w:val="ListParagraph"/>
-        <w:numPr>
-          <w:ilvl w:val="2"/>
-          <w:numId w:val="4"/>
-        </w:numPr>
+      </w:pPr>
+    </w:p>
+    <w:p>
+      <w:pPr>
         <w:tabs>
           <w:tab w:val="left" w:pos="1219"/>
         </w:tabs>
-        <w:spacing w:line="259" w:lineRule="auto"/>
-        <w:ind w:right="616"/>
-      </w:pPr>
-      <w:r>
-        <w:t>The</w:t>
-      </w:r>
-      <w:r>
-        <w:rPr>
-          <w:spacing w:val="-6"/>
-        </w:rPr>
-        <w:t xml:space="preserve"> </w:t>
-      </w:r>
-      <w:r>
-        <w:t>objective</w:t>
-      </w:r>
-      <w:r>
-        <w:rPr>
-          <w:spacing w:val="-6"/>
-        </w:rPr>
-        <w:t xml:space="preserve"> </w:t>
-      </w:r>
-      <w:r>
-        <w:t>is</w:t>
-      </w:r>
-      <w:r>
-        <w:rPr>
-          <w:spacing w:val="-6"/>
-        </w:rPr>
-        <w:t xml:space="preserve"> </w:t>
-      </w:r>
-      <w:r>
-        <w:t>to</w:t>
-      </w:r>
-      <w:r>
-        <w:rPr>
-          <w:spacing w:val="-5"/>
-        </w:rPr>
-        <w:t xml:space="preserve"> </w:t>
-      </w:r>
-      <w:r>
-        <w:t>create</w:t>
-      </w:r>
-      <w:r>
-        <w:rPr>
-          <w:spacing w:val="-7"/>
-        </w:rPr>
-        <w:t xml:space="preserve"> </w:t>
-      </w:r>
-      <w:r>
-        <w:t>a</w:t>
-      </w:r>
-      <w:r>
-        <w:rPr>
-          <w:spacing w:val="-7"/>
-        </w:rPr>
-        <w:t xml:space="preserve"> </w:t>
-      </w:r>
-      <w:r>
-        <w:t>nonemailbased</w:t>
-      </w:r>
-      <w:r>
-        <w:rPr>
-          <w:spacing w:val="-8"/>
-        </w:rPr>
-        <w:t xml:space="preserve"> </w:t>
-      </w:r>
-      <w:r>
-        <w:t>exception</w:t>
-      </w:r>
-      <w:r>
-        <w:rPr>
-          <w:spacing w:val="-8"/>
-        </w:rPr>
-        <w:t xml:space="preserve"> </w:t>
-      </w:r>
-      <w:r>
-        <w:t>management</w:t>
-      </w:r>
-      <w:r>
-        <w:rPr>
-          <w:spacing w:val="-6"/>
-        </w:rPr>
-        <w:t xml:space="preserve"> </w:t>
-      </w:r>
-      <w:r>
-        <w:t>platform</w:t>
-      </w:r>
-      <w:r>
-        <w:rPr>
-          <w:spacing w:val="-5"/>
-        </w:rPr>
-        <w:t xml:space="preserve"> </w:t>
-      </w:r>
-      <w:r>
-        <w:t>used</w:t>
-      </w:r>
-      <w:r>
-        <w:rPr>
-          <w:spacing w:val="-7"/>
-        </w:rPr>
-        <w:t xml:space="preserve"> </w:t>
-      </w:r>
-      <w:r>
-        <w:t>by</w:t>
-      </w:r>
-      <w:r>
-        <w:rPr>
-          <w:spacing w:val="-5"/>
-        </w:rPr>
-        <w:t xml:space="preserve"> </w:t>
-      </w:r>
-      <w:r>
-        <w:t>secondary</w:t>
-      </w:r>
-      <w:r>
-        <w:rPr>
-          <w:spacing w:val="-7"/>
-        </w:rPr>
-        <w:t xml:space="preserve"> </w:t>
-      </w:r>
-      <w:r>
-        <w:t>marketing</w:t>
-      </w:r>
-      <w:r>
-        <w:rPr>
-          <w:spacing w:val="-7"/>
-        </w:rPr>
-        <w:t xml:space="preserve"> </w:t>
-      </w:r>
-      <w:r>
-        <w:t>to organize, assign, and track the resolution of conditions within loan packages.</w:t>
-      </w:r>
-    </w:p>
-    <w:p>
-      <w:pPr>
-        <w:pStyle w:val="ListParagraph"/>
-        <w:numPr>
-          <w:ilvl w:val="2"/>
-          <w:numId w:val="4"/>
-        </w:numPr>
-        <w:tabs>
-          <w:tab w:val="left" w:pos="1219"/>
-        </w:tabs>
-        <w:spacing w:before="0" w:line="267" w:lineRule="exact"/>
-      </w:pPr>
-      <w:r>
-        <w:t>These</w:t>
-      </w:r>
-      <w:r>
-        <w:rPr>
-          <w:spacing w:val="-10"/>
-        </w:rPr>
-        <w:t xml:space="preserve"> </w:t>
-      </w:r>
-      <w:r>
-        <w:t>conditions</w:t>
-      </w:r>
-      <w:r>
-        <w:rPr>
-          <w:spacing w:val="-8"/>
-        </w:rPr>
-        <w:t xml:space="preserve"> </w:t>
-      </w:r>
-      <w:r>
-        <w:t>were</w:t>
-      </w:r>
-      <w:r>
-        <w:rPr>
-          <w:spacing w:val="-7"/>
-        </w:rPr>
-        <w:t xml:space="preserve"> </w:t>
-      </w:r>
-      <w:r>
-        <w:t>identified</w:t>
-      </w:r>
-      <w:r>
-        <w:rPr>
-          <w:spacing w:val="-9"/>
-        </w:rPr>
-        <w:t xml:space="preserve"> </w:t>
-      </w:r>
-      <w:r>
-        <w:t>by</w:t>
-      </w:r>
-      <w:r>
-        <w:rPr>
-          <w:spacing w:val="-7"/>
-        </w:rPr>
-        <w:t xml:space="preserve"> </w:t>
-      </w:r>
-      <w:r>
-        <w:t>investors</w:t>
-      </w:r>
-      <w:r>
-        <w:rPr>
-          <w:spacing w:val="-9"/>
-        </w:rPr>
-        <w:t xml:space="preserve"> </w:t>
-      </w:r>
-      <w:r>
-        <w:t>evaluating</w:t>
-      </w:r>
-      <w:r>
-        <w:rPr>
-          <w:spacing w:val="-9"/>
-        </w:rPr>
-        <w:t xml:space="preserve"> </w:t>
-      </w:r>
-      <w:r>
-        <w:t>the</w:t>
-      </w:r>
-      <w:r>
-        <w:rPr>
-          <w:spacing w:val="-7"/>
-        </w:rPr>
-        <w:t xml:space="preserve"> </w:t>
-      </w:r>
-      <w:r>
-        <w:t>quality</w:t>
-      </w:r>
-      <w:r>
-        <w:rPr>
-          <w:spacing w:val="-9"/>
-        </w:rPr>
-        <w:t xml:space="preserve"> </w:t>
-      </w:r>
-      <w:r>
-        <w:t>of</w:t>
-      </w:r>
-      <w:r>
-        <w:rPr>
-          <w:spacing w:val="-10"/>
-        </w:rPr>
-        <w:t xml:space="preserve"> </w:t>
-      </w:r>
-      <w:r>
-        <w:t>documentation</w:t>
-      </w:r>
-      <w:r>
-        <w:rPr>
-          <w:spacing w:val="-8"/>
-        </w:rPr>
-        <w:t xml:space="preserve"> </w:t>
-      </w:r>
-      <w:r>
-        <w:t>supporting</w:t>
-      </w:r>
-      <w:r>
-        <w:rPr>
-          <w:spacing w:val="-9"/>
-        </w:rPr>
-        <w:t xml:space="preserve"> </w:t>
-      </w:r>
-      <w:r>
-        <w:t>a</w:t>
-      </w:r>
-      <w:r>
-        <w:rPr>
-          <w:spacing w:val="-7"/>
-        </w:rPr>
-        <w:t xml:space="preserve"> </w:t>
-      </w:r>
-      <w:r>
-        <w:t>loan</w:t>
-      </w:r>
-      <w:r>
-        <w:rPr>
-          <w:spacing w:val="-8"/>
-        </w:rPr>
-        <w:t xml:space="preserve"> </w:t>
-      </w:r>
-      <w:r>
-        <w:rPr>
-          <w:spacing w:val="-4"/>
-        </w:rPr>
-        <w:t>sale.</w:t>
-      </w:r>
-    </w:p>
-    <w:p>
-      <w:pPr>
-        <w:pStyle w:val="Heading1"/>
-        <w:numPr>
-          <w:ilvl w:val="1"/>
-          <w:numId w:val="4"/>
-        </w:numPr>
-        <w:tabs>
-          <w:tab w:val="left" w:pos="858"/>
-        </w:tabs>
-        <w:spacing w:before="75"/>
-        <w:ind w:left="858" w:hanging="359"/>
-      </w:pPr>
-      <w:r>
-        <w:rPr>
-          <w:spacing w:val="-2"/>
-        </w:rPr>
-        <w:t>Responsibilities:</w:t>
-      </w:r>
-    </w:p>
-    <w:p>
-      <w:pPr>
-        <w:pStyle w:val="ListParagraph"/>
-        <w:numPr>
-          <w:ilvl w:val="2"/>
-          <w:numId w:val="4"/>
-        </w:numPr>
-        <w:tabs>
-          <w:tab w:val="left" w:pos="1219"/>
-        </w:tabs>
-      </w:pPr>
-      <w:r>
-        <w:t>Development</w:t>
-      </w:r>
-      <w:r>
-        <w:rPr>
-          <w:spacing w:val="-12"/>
-        </w:rPr>
-        <w:t xml:space="preserve"> </w:t>
-      </w:r>
-      <w:r>
-        <w:t>of</w:t>
-      </w:r>
-      <w:r>
-        <w:rPr>
-          <w:spacing w:val="-7"/>
-        </w:rPr>
-        <w:t xml:space="preserve"> </w:t>
-      </w:r>
-      <w:r>
-        <w:t>backend</w:t>
-      </w:r>
-      <w:r>
-        <w:rPr>
-          <w:spacing w:val="-10"/>
-        </w:rPr>
-        <w:t xml:space="preserve"> </w:t>
-      </w:r>
-      <w:r>
-        <w:t>API’s</w:t>
-      </w:r>
-      <w:r>
-        <w:rPr>
-          <w:spacing w:val="-7"/>
-        </w:rPr>
-        <w:t xml:space="preserve"> </w:t>
-      </w:r>
-      <w:r>
-        <w:t>using</w:t>
-      </w:r>
-      <w:r>
-        <w:rPr>
-          <w:spacing w:val="-9"/>
-        </w:rPr>
-        <w:t xml:space="preserve"> </w:t>
-      </w:r>
-      <w:r>
-        <w:t>NodeJS,</w:t>
-      </w:r>
-      <w:r>
-        <w:rPr>
-          <w:spacing w:val="-7"/>
-        </w:rPr>
-        <w:t xml:space="preserve"> </w:t>
-      </w:r>
-      <w:r>
-        <w:t>NestJS</w:t>
-      </w:r>
-      <w:r>
-        <w:rPr>
-          <w:spacing w:val="-9"/>
-        </w:rPr>
-        <w:t xml:space="preserve"> </w:t>
-      </w:r>
-      <w:r>
-        <w:t>and</w:t>
-      </w:r>
-      <w:r>
-        <w:rPr>
-          <w:spacing w:val="-8"/>
-        </w:rPr>
-        <w:t xml:space="preserve"> </w:t>
-      </w:r>
-      <w:r>
-        <w:t>SQL</w:t>
-      </w:r>
-      <w:r>
-        <w:rPr>
-          <w:spacing w:val="-7"/>
-        </w:rPr>
-        <w:t xml:space="preserve"> </w:t>
-      </w:r>
-      <w:r>
-        <w:rPr>
-          <w:spacing w:val="-2"/>
-        </w:rPr>
-        <w:t>queries</w:t>
-      </w:r>
-    </w:p>
-    <w:p>
-      <w:pPr>
-        <w:pStyle w:val="ListParagraph"/>
-        <w:numPr>
-          <w:ilvl w:val="2"/>
-          <w:numId w:val="4"/>
-        </w:numPr>
-        <w:tabs>
-          <w:tab w:val="left" w:pos="1219"/>
-        </w:tabs>
-      </w:pPr>
-      <w:r>
-        <w:t>Implemented</w:t>
-      </w:r>
-      <w:r>
-        <w:rPr>
-          <w:spacing w:val="-8"/>
-        </w:rPr>
-        <w:t xml:space="preserve"> </w:t>
-      </w:r>
-      <w:r>
-        <w:t>AWS</w:t>
-      </w:r>
-      <w:r>
-        <w:rPr>
-          <w:spacing w:val="-7"/>
-        </w:rPr>
-        <w:t xml:space="preserve"> </w:t>
-      </w:r>
-      <w:r>
-        <w:t>Solutions</w:t>
-      </w:r>
-      <w:r>
-        <w:rPr>
-          <w:spacing w:val="-7"/>
-        </w:rPr>
-        <w:t xml:space="preserve"> </w:t>
-      </w:r>
-      <w:r>
-        <w:t>using</w:t>
-      </w:r>
-      <w:r>
-        <w:rPr>
-          <w:spacing w:val="-8"/>
-        </w:rPr>
-        <w:t xml:space="preserve"> </w:t>
-      </w:r>
-      <w:r>
-        <w:t>S3</w:t>
-      </w:r>
-      <w:r>
-        <w:rPr>
-          <w:spacing w:val="-8"/>
-        </w:rPr>
-        <w:t xml:space="preserve"> </w:t>
-      </w:r>
-      <w:r>
-        <w:t>Bucket,</w:t>
-      </w:r>
-      <w:r>
-        <w:rPr>
-          <w:spacing w:val="-9"/>
-        </w:rPr>
-        <w:t xml:space="preserve"> </w:t>
-      </w:r>
-      <w:r>
-        <w:t>Lambda,</w:t>
-      </w:r>
-      <w:r>
-        <w:rPr>
-          <w:spacing w:val="-11"/>
-        </w:rPr>
-        <w:t xml:space="preserve"> </w:t>
-      </w:r>
-      <w:r>
-        <w:t>IAM,</w:t>
-      </w:r>
-      <w:r>
-        <w:rPr>
-          <w:spacing w:val="-7"/>
-        </w:rPr>
-        <w:t xml:space="preserve"> </w:t>
-      </w:r>
-      <w:r>
-        <w:t>ECR,</w:t>
-      </w:r>
-      <w:r>
-        <w:rPr>
-          <w:spacing w:val="-8"/>
-        </w:rPr>
-        <w:t xml:space="preserve"> </w:t>
-      </w:r>
-      <w:r>
-        <w:t>ECS,</w:t>
-      </w:r>
-      <w:r>
-        <w:rPr>
-          <w:spacing w:val="-8"/>
-        </w:rPr>
-        <w:t xml:space="preserve"> </w:t>
-      </w:r>
-      <w:r>
-        <w:t>CloudWatch</w:t>
-      </w:r>
-      <w:r>
-        <w:rPr>
-          <w:spacing w:val="-9"/>
-        </w:rPr>
-        <w:t xml:space="preserve"> </w:t>
-      </w:r>
-      <w:r>
-        <w:rPr>
-          <w:spacing w:val="-4"/>
-        </w:rPr>
-        <w:t>etc.</w:t>
-      </w:r>
-    </w:p>
-    <w:p>
-      <w:pPr>
-        <w:pStyle w:val="ListParagraph"/>
-        <w:numPr>
-          <w:ilvl w:val="2"/>
-          <w:numId w:val="4"/>
-        </w:numPr>
-        <w:tabs>
-          <w:tab w:val="left" w:pos="1219"/>
-        </w:tabs>
-      </w:pPr>
-      <w:r>
-        <w:t>Setup</w:t>
-      </w:r>
-      <w:r>
-        <w:rPr>
-          <w:spacing w:val="-9"/>
-        </w:rPr>
-        <w:t xml:space="preserve"> </w:t>
-      </w:r>
-      <w:r>
-        <w:t>full</w:t>
-      </w:r>
-      <w:r>
-        <w:rPr>
-          <w:spacing w:val="-6"/>
-        </w:rPr>
-        <w:t xml:space="preserve"> </w:t>
-      </w:r>
-      <w:r>
-        <w:t>CICD</w:t>
-      </w:r>
-      <w:r>
-        <w:rPr>
-          <w:spacing w:val="-6"/>
-        </w:rPr>
-        <w:t xml:space="preserve"> </w:t>
-      </w:r>
-      <w:r>
-        <w:t>processes</w:t>
-      </w:r>
-      <w:r>
-        <w:rPr>
-          <w:spacing w:val="-7"/>
-        </w:rPr>
-        <w:t xml:space="preserve"> </w:t>
-      </w:r>
-      <w:r>
-        <w:t>with</w:t>
-      </w:r>
-      <w:r>
-        <w:rPr>
-          <w:spacing w:val="-7"/>
-        </w:rPr>
-        <w:t xml:space="preserve"> </w:t>
-      </w:r>
-      <w:r>
-        <w:t>Jenkins</w:t>
-      </w:r>
-      <w:r>
-        <w:rPr>
-          <w:spacing w:val="-7"/>
-        </w:rPr>
-        <w:t xml:space="preserve"> </w:t>
-      </w:r>
-      <w:r>
-        <w:t>and</w:t>
-      </w:r>
-      <w:r>
-        <w:rPr>
-          <w:spacing w:val="-10"/>
-        </w:rPr>
-        <w:t xml:space="preserve"> </w:t>
-      </w:r>
-      <w:r>
-        <w:t>Docke</w:t>
-      </w:r>
-      <w:r>
-        <w:rPr>
-          <w:rFonts w:ascii="Calibri Light" w:hAnsi="Calibri Light"/>
-        </w:rPr>
-        <w:t>r</w:t>
-      </w:r>
-      <w:r>
-        <w:rPr>
-          <w:rFonts w:ascii="Calibri Light" w:hAnsi="Calibri Light"/>
-          <w:spacing w:val="-7"/>
-        </w:rPr>
-        <w:t xml:space="preserve"> </w:t>
-      </w:r>
-      <w:r>
-        <w:t>to</w:t>
-      </w:r>
-      <w:r>
-        <w:rPr>
-          <w:spacing w:val="-6"/>
-        </w:rPr>
-        <w:t xml:space="preserve"> </w:t>
-      </w:r>
-      <w:r>
-        <w:t>improve</w:t>
-      </w:r>
-      <w:r>
-        <w:rPr>
-          <w:spacing w:val="-6"/>
-        </w:rPr>
-        <w:t xml:space="preserve"> </w:t>
-      </w:r>
-      <w:r>
-        <w:t>development</w:t>
-      </w:r>
-      <w:r>
-        <w:rPr>
-          <w:spacing w:val="-8"/>
-        </w:rPr>
-        <w:t xml:space="preserve"> </w:t>
-      </w:r>
-      <w:r>
-        <w:rPr>
-          <w:spacing w:val="-2"/>
-        </w:rPr>
-        <w:t>cycles</w:t>
-      </w:r>
-    </w:p>
-    <w:p>
-      <w:pPr>
-        <w:pStyle w:val="ListParagraph"/>
-        <w:numPr>
-          <w:ilvl w:val="2"/>
-          <w:numId w:val="4"/>
-        </w:numPr>
-        <w:tabs>
-          <w:tab w:val="left" w:pos="1219"/>
-        </w:tabs>
-      </w:pPr>
-      <w:r>
-        <w:t>Coordinate</w:t>
-      </w:r>
-      <w:r>
-        <w:rPr>
-          <w:spacing w:val="-13"/>
-        </w:rPr>
-        <w:t xml:space="preserve"> </w:t>
-      </w:r>
-      <w:r>
-        <w:t>with</w:t>
-      </w:r>
-      <w:r>
-        <w:rPr>
-          <w:spacing w:val="-9"/>
-        </w:rPr>
-        <w:t xml:space="preserve"> </w:t>
-      </w:r>
-      <w:r>
-        <w:t>Business</w:t>
-      </w:r>
-      <w:r>
-        <w:rPr>
-          <w:spacing w:val="-9"/>
-        </w:rPr>
-        <w:t xml:space="preserve"> </w:t>
-      </w:r>
-      <w:r>
-        <w:t>Analyst,</w:t>
-      </w:r>
-      <w:r>
-        <w:rPr>
-          <w:spacing w:val="-9"/>
-        </w:rPr>
-        <w:t xml:space="preserve"> </w:t>
-      </w:r>
-      <w:r>
-        <w:t>Client</w:t>
-      </w:r>
-      <w:r>
-        <w:rPr>
-          <w:spacing w:val="-9"/>
-        </w:rPr>
-        <w:t xml:space="preserve"> </w:t>
-      </w:r>
-      <w:r>
-        <w:t>for</w:t>
-      </w:r>
-      <w:r>
-        <w:rPr>
-          <w:spacing w:val="-11"/>
-        </w:rPr>
-        <w:t xml:space="preserve"> </w:t>
-      </w:r>
-      <w:r>
-        <w:t>understanding</w:t>
-      </w:r>
-      <w:r>
-        <w:rPr>
-          <w:spacing w:val="-10"/>
-        </w:rPr>
-        <w:t xml:space="preserve"> </w:t>
-      </w:r>
-      <w:r>
-        <w:t>and</w:t>
-      </w:r>
-      <w:r>
-        <w:rPr>
-          <w:spacing w:val="-11"/>
-        </w:rPr>
-        <w:t xml:space="preserve"> </w:t>
-      </w:r>
-      <w:r>
-        <w:t>discussing</w:t>
-      </w:r>
-      <w:r>
-        <w:rPr>
-          <w:spacing w:val="-9"/>
-        </w:rPr>
-        <w:t xml:space="preserve"> </w:t>
-      </w:r>
-      <w:r>
-        <w:rPr>
-          <w:spacing w:val="-2"/>
-        </w:rPr>
-        <w:t>requirements.</w:t>
-      </w:r>
+      </w:pPr>
     </w:p>
     <w:p>
       <w:pPr>
         <w:spacing w:before="40"/>
         <w:rPr>
           <w:b/>
-        </w:rPr>
-      </w:pPr>
-    </w:p>
-    <w:p>
-      <w:pPr>
-        <w:spacing w:before="40"/>
-        <w:rPr>
-          <w:b/>
-        </w:rPr>
-      </w:pPr>
-    </w:p>
-    <w:p>
-      <w:pPr>
-        <w:spacing w:before="40"/>
-        <w:rPr>
-          <w:b/>
-        </w:rPr>
-      </w:pPr>
-    </w:p>
-    <w:p>
-      <w:pPr>
-        <w:spacing w:before="40"/>
-        <w:rPr>
-          <w:b/>
           <w:sz w:val="24"/>
         </w:rPr>
       </w:pPr>
@@ -3918,6 +4012,7 @@
         <w:rPr>
           <w:b/>
         </w:rPr>
+        <w:lastRenderedPageBreak/>
         <w:t>C. Organization</w:t>
       </w:r>
       <w:r>
@@ -4572,10 +4667,13 @@
         <w:t>Nodejs,</w:t>
       </w:r>
       <w:r>
+        <w:t xml:space="preserve"> ExpressJS, Angular</w:t>
+      </w:r>
+      <w:r>
         <w:rPr>
           <w:spacing w:val="-11"/>
         </w:rPr>
-        <w:t xml:space="preserve"> </w:t>
+        <w:t xml:space="preserve">, </w:t>
       </w:r>
       <w:r>
         <w:t>SQL</w:t>
@@ -4624,33 +4722,6 @@
       </w:r>
       <w:r>
         <w:t>Postman,</w:t>
-      </w:r>
-      <w:r>
-        <w:rPr>
-          <w:spacing w:val="-8"/>
-        </w:rPr>
-        <w:t xml:space="preserve"> </w:t>
-      </w:r>
-      <w:r>
-        <w:t>Visual</w:t>
-      </w:r>
-      <w:r>
-        <w:rPr>
-          <w:spacing w:val="-9"/>
-        </w:rPr>
-        <w:t xml:space="preserve"> </w:t>
-      </w:r>
-      <w:r>
-        <w:t>Studio</w:t>
-      </w:r>
-      <w:r>
-        <w:rPr>
-          <w:spacing w:val="-9"/>
-        </w:rPr>
-        <w:t xml:space="preserve"> </w:t>
-      </w:r>
-      <w:r>
-        <w:t>Code,</w:t>
       </w:r>
       <w:r>
         <w:rPr>
@@ -5055,9 +5126,44 @@
     </w:p>
     <w:p>
       <w:pPr>
+        <w:pStyle w:val="ListParagraph"/>
+        <w:numPr>
+          <w:ilvl w:val="0"/>
+          <w:numId w:val="11"/>
+        </w:numPr>
         <w:tabs>
           <w:tab w:val="left" w:pos="1219"/>
         </w:tabs>
+        <w:rPr>
+          <w:lang w:val="en-IN"/>
+        </w:rPr>
+      </w:pPr>
+      <w:r>
+        <w:rPr>
+          <w:lang w:val="en-IN"/>
+        </w:rPr>
+        <w:t>Worked on enterprise web applications involving Node.js, AngularJS, and MongoDB in a support and enhancement capacity, handling issue analysis, bug fixing across frontend and backend components, production support</w:t>
+      </w:r>
+      <w:r>
+        <w:rPr>
+          <w:lang w:val="en-IN"/>
+        </w:rPr>
+        <w:t xml:space="preserve"> and </w:t>
+      </w:r>
+      <w:r>
+        <w:rPr>
+          <w:lang w:val="en-IN"/>
+        </w:rPr>
+        <w:t>troubleshooting.</w:t>
+      </w:r>
+    </w:p>
+    <w:p>
+      <w:pPr>
+        <w:pStyle w:val="ListParagraph"/>
+        <w:tabs>
+          <w:tab w:val="left" w:pos="1219"/>
+        </w:tabs>
+        <w:ind w:left="1940" w:firstLine="0"/>
         <w:rPr>
           <w:b/>
           <w:bCs/>
@@ -5066,34 +5172,6 @@
           <w:lang w:val="en-IN"/>
         </w:rPr>
       </w:pPr>
-      <w:r>
-        <w:rPr>
-          <w:b/>
-          <w:bCs/>
-          <w:sz w:val="24"/>
-          <w:szCs w:val="24"/>
-          <w:lang w:val="en-IN"/>
-        </w:rPr>
-        <w:tab/>
-      </w:r>
-      <w:r>
-        <w:rPr>
-          <w:lang w:val="en-IN"/>
-        </w:rPr>
-        <w:t xml:space="preserve">Worked on </w:t>
-      </w:r>
-      <w:r>
-        <w:rPr>
-          <w:lang w:val="en-IN"/>
-        </w:rPr>
-        <w:t xml:space="preserve">the </w:t>
-      </w:r>
-      <w:r>
-        <w:rPr>
-          <w:lang w:val="en-IN"/>
-        </w:rPr>
-        <w:t>web applications using Node.js, Express.js, AngularJS, and MongoDB, focusing on production bug fixes, performance improvements, and refactoring legacy systems to improve maintainability.</w:t>
-      </w:r>
     </w:p>
     <w:p>
       <w:pPr>
@@ -5205,10 +5283,14 @@
     </w:p>
     <w:p>
       <w:pPr>
+        <w:pStyle w:val="ListParagraph"/>
+        <w:numPr>
+          <w:ilvl w:val="0"/>
+          <w:numId w:val="11"/>
+        </w:numPr>
         <w:tabs>
           <w:tab w:val="left" w:pos="1219"/>
         </w:tabs>
-        <w:ind w:left="720"/>
         <w:rPr>
           <w:lang w:val="en-IN"/>
         </w:rPr>
@@ -5217,13 +5299,7 @@
         <w:rPr>
           <w:lang w:val="en-IN"/>
         </w:rPr>
-        <w:tab/>
-      </w:r>
-      <w:r>
-        <w:rPr>
-          <w:lang w:val="en-IN"/>
-        </w:rPr>
-        <w:t>Provided application support, incident handling, and operational assistance for enterprise systems</w:t>
+        <w:t>Provided application support, maintenance, and documentation for enterprise web applications</w:t>
       </w:r>
     </w:p>
     <w:p>
@@ -5495,6 +5571,15 @@
         </w:rPr>
         <w:t>SSC from Maharashtra State Board – 87</w:t>
       </w:r>
+      <w:r>
+        <w:rPr>
+          <w:rFonts w:ascii="Liberation Serif" w:hAnsi="Liberation Serif"/>
+          <w:bCs/>
+          <w:sz w:val="22"/>
+          <w:szCs w:val="22"/>
+        </w:rPr>
+        <w:t>%</w:t>
+      </w:r>
     </w:p>
     <w:sectPr>
       <w:pgSz w:w="12240" w:h="15840"/>
@@ -5659,6 +5744,232 @@
     </w:lvl>
   </w:abstractNum>
   <w:abstractNum w:abstractNumId="1" w15:restartNumberingAfterBreak="0">
+    <w:nsid w:val="08F602FC"/>
+    <w:multiLevelType w:val="hybridMultilevel"/>
+    <w:tmpl w:val="BD3E9082"/>
+    <w:lvl w:ilvl="0" w:tplc="40090001">
+      <w:start w:val="1"/>
+      <w:numFmt w:val="bullet"/>
+      <w:lvlText w:val=""/>
+      <w:lvlJc w:val="left"/>
+      <w:pPr>
+        <w:ind w:left="720" w:hanging="360"/>
+      </w:pPr>
+      <w:rPr>
+        <w:rFonts w:ascii="Symbol" w:hAnsi="Symbol" w:hint="default"/>
+      </w:rPr>
+    </w:lvl>
+    <w:lvl w:ilvl="1" w:tplc="40090003" w:tentative="1">
+      <w:start w:val="1"/>
+      <w:numFmt w:val="bullet"/>
+      <w:lvlText w:val="o"/>
+      <w:lvlJc w:val="left"/>
+      <w:pPr>
+        <w:ind w:left="1440" w:hanging="360"/>
+      </w:pPr>
+      <w:rPr>
+        <w:rFonts w:ascii="Courier New" w:hAnsi="Courier New" w:cs="Courier New" w:hint="default"/>
+      </w:rPr>
+    </w:lvl>
+    <w:lvl w:ilvl="2" w:tplc="40090005" w:tentative="1">
+      <w:start w:val="1"/>
+      <w:numFmt w:val="bullet"/>
+      <w:lvlText w:val=""/>
+      <w:lvlJc w:val="left"/>
+      <w:pPr>
+        <w:ind w:left="2160" w:hanging="360"/>
+      </w:pPr>
+      <w:rPr>
+        <w:rFonts w:ascii="Wingdings" w:hAnsi="Wingdings" w:hint="default"/>
+      </w:rPr>
+    </w:lvl>
+    <w:lvl w:ilvl="3" w:tplc="40090001" w:tentative="1">
+      <w:start w:val="1"/>
+      <w:numFmt w:val="bullet"/>
+      <w:lvlText w:val=""/>
+      <w:lvlJc w:val="left"/>
+      <w:pPr>
+        <w:ind w:left="2880" w:hanging="360"/>
+      </w:pPr>
+      <w:rPr>
+        <w:rFonts w:ascii="Symbol" w:hAnsi="Symbol" w:hint="default"/>
+      </w:rPr>
+    </w:lvl>
+    <w:lvl w:ilvl="4" w:tplc="40090003" w:tentative="1">
+      <w:start w:val="1"/>
+      <w:numFmt w:val="bullet"/>
+      <w:lvlText w:val="o"/>
+      <w:lvlJc w:val="left"/>
+      <w:pPr>
+        <w:ind w:left="3600" w:hanging="360"/>
+      </w:pPr>
+      <w:rPr>
+        <w:rFonts w:ascii="Courier New" w:hAnsi="Courier New" w:cs="Courier New" w:hint="default"/>
+      </w:rPr>
+    </w:lvl>
+    <w:lvl w:ilvl="5" w:tplc="40090005" w:tentative="1">
+      <w:start w:val="1"/>
+      <w:numFmt w:val="bullet"/>
+      <w:lvlText w:val=""/>
+      <w:lvlJc w:val="left"/>
+      <w:pPr>
+        <w:ind w:left="4320" w:hanging="360"/>
+      </w:pPr>
+      <w:rPr>
+        <w:rFonts w:ascii="Wingdings" w:hAnsi="Wingdings" w:hint="default"/>
+      </w:rPr>
+    </w:lvl>
+    <w:lvl w:ilvl="6" w:tplc="40090001" w:tentative="1">
+      <w:start w:val="1"/>
+      <w:numFmt w:val="bullet"/>
+      <w:lvlText w:val=""/>
+      <w:lvlJc w:val="left"/>
+      <w:pPr>
+        <w:ind w:left="5040" w:hanging="360"/>
+      </w:pPr>
+      <w:rPr>
+        <w:rFonts w:ascii="Symbol" w:hAnsi="Symbol" w:hint="default"/>
+      </w:rPr>
+    </w:lvl>
+    <w:lvl w:ilvl="7" w:tplc="40090003" w:tentative="1">
+      <w:start w:val="1"/>
+      <w:numFmt w:val="bullet"/>
+      <w:lvlText w:val="o"/>
+      <w:lvlJc w:val="left"/>
+      <w:pPr>
+        <w:ind w:left="5760" w:hanging="360"/>
+      </w:pPr>
+      <w:rPr>
+        <w:rFonts w:ascii="Courier New" w:hAnsi="Courier New" w:cs="Courier New" w:hint="default"/>
+      </w:rPr>
+    </w:lvl>
+    <w:lvl w:ilvl="8" w:tplc="40090005" w:tentative="1">
+      <w:start w:val="1"/>
+      <w:numFmt w:val="bullet"/>
+      <w:lvlText w:val=""/>
+      <w:lvlJc w:val="left"/>
+      <w:pPr>
+        <w:ind w:left="6480" w:hanging="360"/>
+      </w:pPr>
+      <w:rPr>
+        <w:rFonts w:ascii="Wingdings" w:hAnsi="Wingdings" w:hint="default"/>
+      </w:rPr>
+    </w:lvl>
+  </w:abstractNum>
+  <w:abstractNum w:abstractNumId="2" w15:restartNumberingAfterBreak="0">
+    <w:nsid w:val="13682B55"/>
+    <w:multiLevelType w:val="hybridMultilevel"/>
+    <w:tmpl w:val="1CBEE5D4"/>
+    <w:lvl w:ilvl="0" w:tplc="40090001">
+      <w:start w:val="1"/>
+      <w:numFmt w:val="bullet"/>
+      <w:lvlText w:val=""/>
+      <w:lvlJc w:val="left"/>
+      <w:pPr>
+        <w:ind w:left="1940" w:hanging="360"/>
+      </w:pPr>
+      <w:rPr>
+        <w:rFonts w:ascii="Symbol" w:hAnsi="Symbol" w:hint="default"/>
+      </w:rPr>
+    </w:lvl>
+    <w:lvl w:ilvl="1" w:tplc="40090003" w:tentative="1">
+      <w:start w:val="1"/>
+      <w:numFmt w:val="bullet"/>
+      <w:lvlText w:val="o"/>
+      <w:lvlJc w:val="left"/>
+      <w:pPr>
+        <w:ind w:left="2660" w:hanging="360"/>
+      </w:pPr>
+      <w:rPr>
+        <w:rFonts w:ascii="Courier New" w:hAnsi="Courier New" w:cs="Courier New" w:hint="default"/>
+      </w:rPr>
+    </w:lvl>
+    <w:lvl w:ilvl="2" w:tplc="40090005" w:tentative="1">
+      <w:start w:val="1"/>
+      <w:numFmt w:val="bullet"/>
+      <w:lvlText w:val=""/>
+      <w:lvlJc w:val="left"/>
+      <w:pPr>
+        <w:ind w:left="3380" w:hanging="360"/>
+      </w:pPr>
+      <w:rPr>
+        <w:rFonts w:ascii="Wingdings" w:hAnsi="Wingdings" w:hint="default"/>
+      </w:rPr>
+    </w:lvl>
+    <w:lvl w:ilvl="3" w:tplc="40090001" w:tentative="1">
+      <w:start w:val="1"/>
+      <w:numFmt w:val="bullet"/>
+      <w:lvlText w:val=""/>
+      <w:lvlJc w:val="left"/>
+      <w:pPr>
+        <w:ind w:left="4100" w:hanging="360"/>
+      </w:pPr>
+      <w:rPr>
+        <w:rFonts w:ascii="Symbol" w:hAnsi="Symbol" w:hint="default"/>
+      </w:rPr>
+    </w:lvl>
+    <w:lvl w:ilvl="4" w:tplc="40090003" w:tentative="1">
+      <w:start w:val="1"/>
+      <w:numFmt w:val="bullet"/>
+      <w:lvlText w:val="o"/>
+      <w:lvlJc w:val="left"/>
+      <w:pPr>
+        <w:ind w:left="4820" w:hanging="360"/>
+      </w:pPr>
+      <w:rPr>
+        <w:rFonts w:ascii="Courier New" w:hAnsi="Courier New" w:cs="Courier New" w:hint="default"/>
+      </w:rPr>
+    </w:lvl>
+    <w:lvl w:ilvl="5" w:tplc="40090005" w:tentative="1">
+      <w:start w:val="1"/>
+      <w:numFmt w:val="bullet"/>
+      <w:lvlText w:val=""/>
+      <w:lvlJc w:val="left"/>
+      <w:pPr>
+        <w:ind w:left="5540" w:hanging="360"/>
+      </w:pPr>
+      <w:rPr>
+        <w:rFonts w:ascii="Wingdings" w:hAnsi="Wingdings" w:hint="default"/>
+      </w:rPr>
+    </w:lvl>
+    <w:lvl w:ilvl="6" w:tplc="40090001" w:tentative="1">
+      <w:start w:val="1"/>
+      <w:numFmt w:val="bullet"/>
+      <w:lvlText w:val=""/>
+      <w:lvlJc w:val="left"/>
+      <w:pPr>
+        <w:ind w:left="6260" w:hanging="360"/>
+      </w:pPr>
+      <w:rPr>
+        <w:rFonts w:ascii="Symbol" w:hAnsi="Symbol" w:hint="default"/>
+      </w:rPr>
+    </w:lvl>
+    <w:lvl w:ilvl="7" w:tplc="40090003" w:tentative="1">
+      <w:start w:val="1"/>
+      <w:numFmt w:val="bullet"/>
+      <w:lvlText w:val="o"/>
+      <w:lvlJc w:val="left"/>
+      <w:pPr>
+        <w:ind w:left="6980" w:hanging="360"/>
+      </w:pPr>
+      <w:rPr>
+        <w:rFonts w:ascii="Courier New" w:hAnsi="Courier New" w:cs="Courier New" w:hint="default"/>
+      </w:rPr>
+    </w:lvl>
+    <w:lvl w:ilvl="8" w:tplc="40090005" w:tentative="1">
+      <w:start w:val="1"/>
+      <w:numFmt w:val="bullet"/>
+      <w:lvlText w:val=""/>
+      <w:lvlJc w:val="left"/>
+      <w:pPr>
+        <w:ind w:left="7700" w:hanging="360"/>
+      </w:pPr>
+      <w:rPr>
+        <w:rFonts w:ascii="Wingdings" w:hAnsi="Wingdings" w:hint="default"/>
+      </w:rPr>
+    </w:lvl>
+  </w:abstractNum>
+  <w:abstractNum w:abstractNumId="3" w15:restartNumberingAfterBreak="0">
     <w:nsid w:val="14F53DFB"/>
     <w:multiLevelType w:val="hybridMultilevel"/>
     <w:tmpl w:val="2812A4BC"/>
@@ -5774,7 +6085,7 @@
       </w:rPr>
     </w:lvl>
   </w:abstractNum>
-  <w:abstractNum w:abstractNumId="2" w15:restartNumberingAfterBreak="0">
+  <w:abstractNum w:abstractNumId="4" w15:restartNumberingAfterBreak="0">
     <w:nsid w:val="29FA240A"/>
     <w:multiLevelType w:val="multilevel"/>
     <w:tmpl w:val="8CCE5968"/>
@@ -5923,7 +6234,7 @@
       </w:rPr>
     </w:lvl>
   </w:abstractNum>
-  <w:abstractNum w:abstractNumId="3" w15:restartNumberingAfterBreak="0">
+  <w:abstractNum w:abstractNumId="5" w15:restartNumberingAfterBreak="0">
     <w:nsid w:val="43D326BF"/>
     <w:multiLevelType w:val="hybridMultilevel"/>
     <w:tmpl w:val="61D24B4E"/>
@@ -6052,7 +6363,7 @@
       </w:rPr>
     </w:lvl>
   </w:abstractNum>
-  <w:abstractNum w:abstractNumId="4" w15:restartNumberingAfterBreak="0">
+  <w:abstractNum w:abstractNumId="6" w15:restartNumberingAfterBreak="0">
     <w:nsid w:val="445D5808"/>
     <w:multiLevelType w:val="hybridMultilevel"/>
     <w:tmpl w:val="06CE63D0"/>
@@ -6190,7 +6501,7 @@
       </w:rPr>
     </w:lvl>
   </w:abstractNum>
-  <w:abstractNum w:abstractNumId="5" w15:restartNumberingAfterBreak="0">
+  <w:abstractNum w:abstractNumId="7" w15:restartNumberingAfterBreak="0">
     <w:nsid w:val="571A5828"/>
     <w:multiLevelType w:val="hybridMultilevel"/>
     <w:tmpl w:val="76E6BB70"/>
@@ -6303,7 +6614,7 @@
       </w:rPr>
     </w:lvl>
   </w:abstractNum>
-  <w:abstractNum w:abstractNumId="6" w15:restartNumberingAfterBreak="0">
+  <w:abstractNum w:abstractNumId="8" w15:restartNumberingAfterBreak="0">
     <w:nsid w:val="66146524"/>
     <w:multiLevelType w:val="hybridMultilevel"/>
     <w:tmpl w:val="D56C29FE"/>
@@ -6432,7 +6743,7 @@
       </w:rPr>
     </w:lvl>
   </w:abstractNum>
-  <w:abstractNum w:abstractNumId="7" w15:restartNumberingAfterBreak="0">
+  <w:abstractNum w:abstractNumId="9" w15:restartNumberingAfterBreak="0">
     <w:nsid w:val="6FDA49FD"/>
     <w:multiLevelType w:val="hybridMultilevel"/>
     <w:tmpl w:val="67CEB9FA"/>
@@ -6570,7 +6881,7 @@
       </w:rPr>
     </w:lvl>
   </w:abstractNum>
-  <w:abstractNum w:abstractNumId="8" w15:restartNumberingAfterBreak="0">
+  <w:abstractNum w:abstractNumId="10" w15:restartNumberingAfterBreak="0">
     <w:nsid w:val="75D65ED7"/>
     <w:multiLevelType w:val="hybridMultilevel"/>
     <w:tmpl w:val="3E909772"/>
@@ -6692,31 +7003,37 @@
     </w:lvl>
   </w:abstractNum>
   <w:num w:numId="1" w16cid:durableId="170532128">
+    <w:abstractNumId w:val="8"/>
+  </w:num>
+  <w:num w:numId="2" w16cid:durableId="127935144">
+    <w:abstractNumId w:val="5"/>
+  </w:num>
+  <w:num w:numId="3" w16cid:durableId="2062898579">
     <w:abstractNumId w:val="6"/>
   </w:num>
-  <w:num w:numId="2" w16cid:durableId="127935144">
+  <w:num w:numId="4" w16cid:durableId="1526945821">
+    <w:abstractNumId w:val="9"/>
+  </w:num>
+  <w:num w:numId="5" w16cid:durableId="1735932846">
+    <w:abstractNumId w:val="10"/>
+  </w:num>
+  <w:num w:numId="6" w16cid:durableId="1187676009">
     <w:abstractNumId w:val="3"/>
   </w:num>
-  <w:num w:numId="3" w16cid:durableId="2062898579">
-    <w:abstractNumId w:val="4"/>
-  </w:num>
-  <w:num w:numId="4" w16cid:durableId="1526945821">
+  <w:num w:numId="7" w16cid:durableId="1700542402">
     <w:abstractNumId w:val="7"/>
   </w:num>
-  <w:num w:numId="5" w16cid:durableId="1735932846">
-    <w:abstractNumId w:val="8"/>
-  </w:num>
-  <w:num w:numId="6" w16cid:durableId="1187676009">
-    <w:abstractNumId w:val="1"/>
-  </w:num>
-  <w:num w:numId="7" w16cid:durableId="1700542402">
-    <w:abstractNumId w:val="5"/>
-  </w:num>
   <w:num w:numId="8" w16cid:durableId="1012145992">
-    <w:abstractNumId w:val="2"/>
+    <w:abstractNumId w:val="4"/>
   </w:num>
   <w:num w:numId="9" w16cid:durableId="422920569">
     <w:abstractNumId w:val="0"/>
+  </w:num>
+  <w:num w:numId="10" w16cid:durableId="847988530">
+    <w:abstractNumId w:val="2"/>
+  </w:num>
+  <w:num w:numId="11" w16cid:durableId="2107724038">
+    <w:abstractNumId w:val="1"/>
   </w:num>
 </w:numbering>
 </file>
@@ -7599,6 +7916,18 @@
 </a:theme>
 </file>
 
+<file path=customXml/item1.xml><?xml version="1.0" encoding="utf-8"?>
+<b:Sources xmlns:b="http://schemas.openxmlformats.org/officeDocument/2006/bibliography" xmlns="http://schemas.openxmlformats.org/officeDocument/2006/bibliography" SelectedStyle="\APASixthEditionOfficeOnline.xsl" StyleName="APA" Version="6"/>
+</file>
+
+<file path=customXml/itemProps1.xml><?xml version="1.0" encoding="utf-8"?>
+<ds:datastoreItem xmlns:ds="http://schemas.openxmlformats.org/officeDocument/2006/customXml" ds:itemID="{922CAB46-5966-4FE2-8596-2DB6EAA43085}">
+  <ds:schemaRefs>
+    <ds:schemaRef ds:uri="http://schemas.openxmlformats.org/officeDocument/2006/bibliography"/>
+  </ds:schemaRefs>
+</ds:datastoreItem>
+</file>
+
 <file path=docMetadata/LabelInfo.xml><?xml version="1.0" encoding="utf-8"?>
 <clbl:labelList xmlns:clbl="http://schemas.microsoft.com/office/2020/mipLabelMetadata">
   <clbl:label id="{e760c494-6550-44b4-8258-77c175d778b7}" enabled="1" method="Privileged" siteId="{76a2ae5a-9f00-4f6b-95ed-5d33d77c4d61}" contentBits="0" removed="0"/>
